--- a/lab10/lab10.docx
+++ b/lab10/lab10.docx
@@ -3483,6 +3483,61 @@
           <w:lang w:val="en-US"/>
         </w:rPr>
         <w:t xml:space="preserve"> Hoppscotch</w:t>
+      </w:r>
+      <w:r>
+        <w:rPr>
+          <w:rFonts w:hint="default" w:ascii="Times New Roman Regular" w:hAnsi="Times New Roman Regular" w:eastAsia="SimSun" w:cs="Times New Roman Regular"/>
+          <w:sz w:val="28"/>
+          <w:szCs w:val="28"/>
+          <w:lang w:val="ru-RU"/>
+        </w:rPr>
+        <w:t xml:space="preserve">, фрагмент исходного кода тестирования представлен в </w:t>
+      </w:r>
+      <w:r>
+        <w:rPr>
+          <w:rFonts w:hint="default" w:ascii="Times New Roman Regular" w:hAnsi="Times New Roman Regular" w:eastAsia="SimSun" w:cs="Times New Roman Regular"/>
+          <w:sz w:val="28"/>
+          <w:szCs w:val="28"/>
+          <w:lang w:val="ru-RU"/>
+        </w:rPr>
+        <w:fldChar w:fldCharType="begin"/>
+      </w:r>
+      <w:r>
+        <w:rPr>
+          <w:rFonts w:hint="default" w:ascii="Times New Roman Regular" w:hAnsi="Times New Roman Regular" w:eastAsia="SimSun" w:cs="Times New Roman Regular"/>
+          <w:sz w:val="28"/>
+          <w:szCs w:val="28"/>
+          <w:lang w:val="ru-RU"/>
+        </w:rPr>
+        <w:instrText xml:space="preserve"> HYPERLINK \l "Б2" </w:instrText>
+      </w:r>
+      <w:r>
+        <w:rPr>
+          <w:rFonts w:hint="default" w:ascii="Times New Roman Regular" w:hAnsi="Times New Roman Regular" w:eastAsia="SimSun" w:cs="Times New Roman Regular"/>
+          <w:sz w:val="28"/>
+          <w:szCs w:val="28"/>
+          <w:lang w:val="ru-RU"/>
+        </w:rPr>
+        <w:fldChar w:fldCharType="separate"/>
+      </w:r>
+      <w:r>
+        <w:rPr>
+          <w:rStyle w:val="36"/>
+          <w:rFonts w:hint="default" w:ascii="Times New Roman Regular" w:hAnsi="Times New Roman Regular" w:eastAsia="SimSun" w:cs="Times New Roman Regular"/>
+          <w:sz w:val="28"/>
+          <w:szCs w:val="28"/>
+          <w:lang w:val="ru-RU"/>
+        </w:rPr>
+        <w:t>Приложении Б.2</w:t>
+      </w:r>
+      <w:r>
+        <w:rPr>
+          <w:rFonts w:hint="default" w:ascii="Times New Roman Regular" w:hAnsi="Times New Roman Regular" w:eastAsia="SimSun" w:cs="Times New Roman Regular"/>
+          <w:sz w:val="28"/>
+          <w:szCs w:val="28"/>
+          <w:lang w:val="ru-RU"/>
+        </w:rPr>
+        <w:fldChar w:fldCharType="end"/>
       </w:r>
       <w:r>
         <w:rPr>
@@ -13443,6 +13498,14 @@
           <w:lang w:val="ru-RU"/>
         </w:rPr>
         <w:tab/>
+      </w:r>
+      <w:r>
+        <w:rPr>
+          <w:rFonts w:hint="default" w:ascii="Times New Roman Regular" w:hAnsi="Times New Roman Regular" w:eastAsia="SimSun" w:cs="Times New Roman Regular"/>
+          <w:sz w:val="28"/>
+          <w:szCs w:val="28"/>
+          <w:lang w:val="ru-RU"/>
+        </w:rPr>
         <w:t>Так как логика создания и обновления данных объединена, то последующие тест-кейсы применимы для обеих операций.</w:t>
       </w:r>
     </w:p>
@@ -25462,7 +25525,7 @@
         <w:tc>
           <w:tcPr>
             <w:tcW w:w="1015" w:type="pct"/>
-            <w:shd w:val="clear"/>
+            <w:shd w:val="clear" w:color="auto" w:fill="auto"/>
             <w:vAlign w:val="top"/>
           </w:tcPr>
           <w:p>
@@ -25716,7 +25779,7 @@
         <w:tc>
           <w:tcPr>
             <w:tcW w:w="1015" w:type="pct"/>
-            <w:shd w:val="clear"/>
+            <w:shd w:val="clear" w:color="auto" w:fill="auto"/>
             <w:vAlign w:val="top"/>
           </w:tcPr>
           <w:p>
@@ -28180,6 +28243,7 @@
       <w:pPr>
         <w:ind w:firstLine="0"/>
       </w:pPr>
+      <w:bookmarkStart w:id="19" w:name="А1"/>
       <w:r>
         <w:t xml:space="preserve">Таблица А.1 </w:t>
       </w:r>
@@ -28196,6 +28260,7 @@
         <w:t xml:space="preserve"> Общие сведения</w:t>
       </w:r>
     </w:p>
+    <w:bookmarkEnd w:id="19"/>
     <w:tbl>
       <w:tblPr>
         <w:tblStyle w:val="111"/>
@@ -28534,8 +28599,6 @@
               </w:rPr>
               <w:t>Должность</w:t>
             </w:r>
-            <w:bookmarkStart w:id="21" w:name="_GoBack"/>
-            <w:bookmarkEnd w:id="21"/>
           </w:p>
         </w:tc>
       </w:tr>
@@ -28785,6 +28848,7 @@
       <w:pPr>
         <w:ind w:firstLine="0"/>
       </w:pPr>
+      <w:bookmarkStart w:id="20" w:name="А2"/>
       <w:r>
         <w:t xml:space="preserve">Таблица А.2 </w:t>
       </w:r>
@@ -28801,6 +28865,7 @@
         <w:t xml:space="preserve"> Результаты испытаний</w:t>
       </w:r>
     </w:p>
+    <w:bookmarkEnd w:id="20"/>
     <w:tbl>
       <w:tblPr>
         <w:tblStyle w:val="111"/>
@@ -29007,6 +29072,7 @@
               <w:keepLines w:val="0"/>
               <w:widowControl/>
               <w:suppressLineNumbers w:val="0"/>
+              <w:ind w:left="0" w:leftChars="0" w:firstLine="0" w:firstLineChars="0"/>
               <w:jc w:val="left"/>
               <w:rPr>
                 <w:rFonts w:hint="default" w:ascii="Times New Roman Regular" w:hAnsi="Times New Roman Regular" w:cs="Times New Roman Regular"/>
@@ -29048,6 +29114,7 @@
               <w:keepLines w:val="0"/>
               <w:widowControl/>
               <w:suppressLineNumbers w:val="0"/>
+              <w:ind w:left="0" w:leftChars="0" w:firstLine="0" w:firstLineChars="0"/>
               <w:jc w:val="left"/>
               <w:rPr>
                 <w:rFonts w:hint="default" w:ascii="Times New Roman Regular" w:hAnsi="Times New Roman Regular" w:cs="Times New Roman Regular"/>
@@ -29076,7 +29143,7 @@
             <w:pPr>
               <w:widowControl w:val="0"/>
               <w:spacing w:line="240" w:lineRule="auto"/>
-              <w:ind w:firstLine="0"/>
+              <w:ind w:left="0" w:leftChars="0" w:firstLine="0" w:firstLineChars="0"/>
               <w:jc w:val="left"/>
               <w:rPr>
                 <w:rFonts w:hint="default" w:ascii="Times New Roman Regular" w:hAnsi="Times New Roman Regular" w:cs="Times New Roman Regular"/>
@@ -29107,6 +29174,7 @@
               <w:keepLines w:val="0"/>
               <w:widowControl/>
               <w:suppressLineNumbers w:val="0"/>
+              <w:ind w:left="0" w:leftChars="0" w:firstLine="0" w:firstLineChars="0"/>
               <w:jc w:val="left"/>
               <w:rPr>
                 <w:rFonts w:hint="default" w:ascii="Times New Roman Regular" w:hAnsi="Times New Roman Regular" w:cs="Times New Roman Regular"/>
@@ -29179,6 +29247,7 @@
               <w:keepLines w:val="0"/>
               <w:widowControl/>
               <w:suppressLineNumbers w:val="0"/>
+              <w:ind w:left="0" w:leftChars="0" w:firstLine="0" w:firstLineChars="0"/>
               <w:jc w:val="left"/>
               <w:rPr>
                 <w:rFonts w:hint="default" w:ascii="Times New Roman Regular" w:hAnsi="Times New Roman Regular" w:cs="Times New Roman Regular"/>
@@ -29220,6 +29289,7 @@
               <w:keepLines w:val="0"/>
               <w:widowControl/>
               <w:suppressLineNumbers w:val="0"/>
+              <w:ind w:left="0" w:leftChars="0" w:firstLine="0" w:firstLineChars="0"/>
               <w:jc w:val="left"/>
               <w:rPr>
                 <w:rFonts w:hint="default" w:ascii="Times New Roman Regular" w:hAnsi="Times New Roman Regular" w:cs="Times New Roman Regular"/>
@@ -29249,7 +29319,7 @@
             <w:pPr>
               <w:widowControl w:val="0"/>
               <w:spacing w:line="240" w:lineRule="auto"/>
-              <w:ind w:firstLine="0"/>
+              <w:ind w:left="0" w:leftChars="0" w:firstLine="0" w:firstLineChars="0"/>
               <w:jc w:val="left"/>
               <w:rPr>
                 <w:rFonts w:hint="default" w:ascii="Times New Roman Regular" w:hAnsi="Times New Roman Regular" w:cs="Times New Roman Regular"/>
@@ -29279,6 +29349,7 @@
               <w:keepLines w:val="0"/>
               <w:widowControl/>
               <w:suppressLineNumbers w:val="0"/>
+              <w:ind w:left="0" w:leftChars="0" w:firstLine="0" w:firstLineChars="0"/>
               <w:jc w:val="left"/>
               <w:rPr>
                 <w:rFonts w:hint="default" w:ascii="Times New Roman Regular" w:hAnsi="Times New Roman Regular" w:cs="Times New Roman Regular"/>
@@ -29351,6 +29422,7 @@
               <w:keepLines w:val="0"/>
               <w:widowControl/>
               <w:suppressLineNumbers w:val="0"/>
+              <w:ind w:left="0" w:leftChars="0" w:firstLine="0" w:firstLineChars="0"/>
               <w:jc w:val="left"/>
               <w:rPr>
                 <w:rFonts w:hint="default" w:ascii="Times New Roman Regular" w:hAnsi="Times New Roman Regular" w:cs="Times New Roman Regular"/>
@@ -29400,7 +29472,7 @@
             <w:pPr>
               <w:widowControl w:val="0"/>
               <w:spacing w:line="240" w:lineRule="auto"/>
-              <w:ind w:firstLine="0"/>
+              <w:ind w:left="0" w:leftChars="0" w:firstLine="0" w:firstLineChars="0"/>
               <w:jc w:val="left"/>
               <w:rPr>
                 <w:rFonts w:hint="default" w:ascii="Times New Roman Regular" w:hAnsi="Times New Roman Regular" w:cs="Times New Roman Regular"/>
@@ -29430,7 +29502,7 @@
             <w:pPr>
               <w:widowControl w:val="0"/>
               <w:spacing w:line="240" w:lineRule="auto"/>
-              <w:ind w:firstLine="0"/>
+              <w:ind w:left="0" w:leftChars="0" w:firstLine="0" w:firstLineChars="0"/>
               <w:jc w:val="left"/>
               <w:rPr>
                 <w:rFonts w:hint="default" w:ascii="Times New Roman Regular" w:hAnsi="Times New Roman Regular" w:cs="Times New Roman Regular"/>
@@ -29460,6 +29532,7 @@
               <w:keepLines w:val="0"/>
               <w:widowControl/>
               <w:suppressLineNumbers w:val="0"/>
+              <w:ind w:left="0" w:leftChars="0" w:firstLine="0" w:firstLineChars="0"/>
               <w:jc w:val="left"/>
               <w:rPr>
                 <w:rFonts w:hint="default" w:ascii="Times New Roman Regular" w:hAnsi="Times New Roman Regular" w:cs="Times New Roman Regular"/>
@@ -29521,6 +29594,7 @@
               <w:keepLines w:val="0"/>
               <w:widowControl/>
               <w:suppressLineNumbers w:val="0"/>
+              <w:ind w:left="0" w:leftChars="0" w:firstLine="0" w:firstLineChars="0"/>
               <w:jc w:val="left"/>
               <w:rPr>
                 <w:rFonts w:hint="default" w:ascii="Times New Roman Regular" w:hAnsi="Times New Roman Regular" w:cs="Times New Roman Regular"/>
@@ -29570,7 +29644,7 @@
             <w:pPr>
               <w:widowControl w:val="0"/>
               <w:spacing w:line="240" w:lineRule="auto"/>
-              <w:ind w:firstLine="0"/>
+              <w:ind w:left="0" w:leftChars="0" w:firstLine="0" w:firstLineChars="0"/>
               <w:jc w:val="left"/>
               <w:rPr>
                 <w:rFonts w:hint="default" w:ascii="Times New Roman Regular" w:hAnsi="Times New Roman Regular" w:cs="Times New Roman Regular"/>
@@ -29600,7 +29674,7 @@
             <w:pPr>
               <w:widowControl w:val="0"/>
               <w:spacing w:line="240" w:lineRule="auto"/>
-              <w:ind w:firstLine="0"/>
+              <w:ind w:left="0" w:leftChars="0" w:firstLine="0" w:firstLineChars="0"/>
               <w:jc w:val="left"/>
               <w:rPr>
                 <w:rFonts w:hint="default" w:ascii="Times New Roman Regular" w:hAnsi="Times New Roman Regular" w:cs="Times New Roman Regular"/>
@@ -29630,6 +29704,7 @@
               <w:keepLines w:val="0"/>
               <w:widowControl/>
               <w:suppressLineNumbers w:val="0"/>
+              <w:ind w:left="0" w:leftChars="0" w:firstLine="0" w:firstLineChars="0"/>
               <w:jc w:val="left"/>
               <w:rPr>
                 <w:rFonts w:hint="default" w:ascii="Times New Roman Regular" w:hAnsi="Times New Roman Regular" w:cs="Times New Roman Regular"/>
@@ -29691,6 +29766,7 @@
               <w:keepLines w:val="0"/>
               <w:widowControl/>
               <w:suppressLineNumbers w:val="0"/>
+              <w:ind w:left="0" w:leftChars="0" w:firstLine="0" w:firstLineChars="0"/>
               <w:jc w:val="left"/>
               <w:rPr>
                 <w:rFonts w:hint="default" w:ascii="Times New Roman Regular" w:hAnsi="Times New Roman Regular" w:cs="Times New Roman Regular"/>
@@ -29719,7 +29795,7 @@
             <w:pPr>
               <w:widowControl w:val="0"/>
               <w:spacing w:line="240" w:lineRule="auto"/>
-              <w:ind w:firstLine="0"/>
+              <w:ind w:left="0" w:leftChars="0" w:firstLine="0" w:firstLineChars="0"/>
               <w:jc w:val="left"/>
               <w:rPr>
                 <w:rFonts w:hint="default" w:ascii="Times New Roman Regular" w:hAnsi="Times New Roman Regular" w:cs="Times New Roman Regular"/>
@@ -29749,7 +29825,7 @@
             <w:pPr>
               <w:widowControl w:val="0"/>
               <w:spacing w:line="240" w:lineRule="auto"/>
-              <w:ind w:firstLine="0"/>
+              <w:ind w:left="0" w:leftChars="0" w:firstLine="0" w:firstLineChars="0"/>
               <w:jc w:val="left"/>
               <w:rPr>
                 <w:rFonts w:hint="default" w:ascii="Times New Roman Regular" w:hAnsi="Times New Roman Regular" w:cs="Times New Roman Regular"/>
@@ -29779,6 +29855,7 @@
               <w:keepLines w:val="0"/>
               <w:widowControl/>
               <w:suppressLineNumbers w:val="0"/>
+              <w:ind w:left="0" w:leftChars="0" w:firstLine="0" w:firstLineChars="0"/>
               <w:jc w:val="left"/>
               <w:rPr>
                 <w:rFonts w:hint="default" w:ascii="Times New Roman Regular" w:hAnsi="Times New Roman Regular" w:cs="Times New Roman Regular"/>
@@ -29851,6 +29928,7 @@
               <w:keepLines w:val="0"/>
               <w:widowControl/>
               <w:suppressLineNumbers w:val="0"/>
+              <w:ind w:left="0" w:leftChars="0" w:firstLine="0" w:firstLineChars="0"/>
               <w:jc w:val="left"/>
               <w:rPr>
                 <w:rFonts w:hint="default" w:ascii="Times New Roman Regular" w:hAnsi="Times New Roman Regular" w:cs="Times New Roman Regular"/>
@@ -29879,7 +29957,7 @@
             <w:pPr>
               <w:widowControl w:val="0"/>
               <w:spacing w:line="240" w:lineRule="auto"/>
-              <w:ind w:firstLine="0"/>
+              <w:ind w:left="0" w:leftChars="0" w:firstLine="0" w:firstLineChars="0"/>
               <w:jc w:val="left"/>
               <w:rPr>
                 <w:rFonts w:hint="default" w:ascii="Times New Roman Regular" w:hAnsi="Times New Roman Regular" w:eastAsia="SimSun" w:cs="Times New Roman Regular"/>
@@ -29940,6 +30018,7 @@
               <w:keepLines w:val="0"/>
               <w:widowControl/>
               <w:suppressLineNumbers w:val="0"/>
+              <w:ind w:left="0" w:leftChars="0" w:firstLine="0" w:firstLineChars="0"/>
               <w:jc w:val="left"/>
               <w:rPr>
                 <w:rFonts w:hint="default" w:ascii="Times New Roman Regular" w:hAnsi="Times New Roman Regular" w:cs="Times New Roman Regular"/>
@@ -30001,6 +30080,7 @@
               <w:keepLines w:val="0"/>
               <w:widowControl/>
               <w:suppressLineNumbers w:val="0"/>
+              <w:ind w:left="0" w:leftChars="0" w:firstLine="0" w:firstLineChars="0"/>
               <w:jc w:val="left"/>
               <w:rPr>
                 <w:rFonts w:hint="default" w:ascii="Times New Roman Regular" w:hAnsi="Times New Roman Regular" w:cs="Times New Roman Regular"/>
@@ -30029,7 +30109,7 @@
             <w:pPr>
               <w:widowControl w:val="0"/>
               <w:spacing w:line="240" w:lineRule="auto"/>
-              <w:ind w:firstLine="0"/>
+              <w:ind w:left="0" w:leftChars="0" w:firstLine="0" w:firstLineChars="0"/>
               <w:jc w:val="left"/>
               <w:rPr>
                 <w:rFonts w:hint="default" w:ascii="Times New Roman Regular" w:hAnsi="Times New Roman Regular" w:eastAsia="SimSun" w:cs="Times New Roman Regular"/>
@@ -30090,6 +30170,7 @@
               <w:keepLines w:val="0"/>
               <w:widowControl/>
               <w:suppressLineNumbers w:val="0"/>
+              <w:ind w:left="0" w:leftChars="0" w:firstLine="0" w:firstLineChars="0"/>
               <w:jc w:val="left"/>
               <w:rPr>
                 <w:rFonts w:hint="default" w:ascii="Times New Roman Regular" w:hAnsi="Times New Roman Regular" w:cs="Times New Roman Regular"/>
@@ -30151,6 +30232,7 @@
               <w:keepLines w:val="0"/>
               <w:widowControl/>
               <w:suppressLineNumbers w:val="0"/>
+              <w:ind w:left="0" w:leftChars="0" w:firstLine="0" w:firstLineChars="0"/>
               <w:jc w:val="left"/>
               <w:rPr>
                 <w:rFonts w:hint="default" w:ascii="Times New Roman Regular" w:hAnsi="Times New Roman Regular" w:cs="Times New Roman Regular"/>
@@ -30179,7 +30261,7 @@
             <w:pPr>
               <w:widowControl w:val="0"/>
               <w:spacing w:line="240" w:lineRule="auto"/>
-              <w:ind w:firstLine="0"/>
+              <w:ind w:left="0" w:leftChars="0" w:firstLine="0" w:firstLineChars="0"/>
               <w:jc w:val="left"/>
               <w:rPr>
                 <w:rFonts w:hint="default" w:ascii="Times New Roman Regular" w:hAnsi="Times New Roman Regular" w:eastAsia="SimSun" w:cs="Times New Roman Regular"/>
@@ -30240,6 +30322,7 @@
               <w:keepLines w:val="0"/>
               <w:widowControl/>
               <w:suppressLineNumbers w:val="0"/>
+              <w:ind w:left="0" w:leftChars="0" w:firstLine="0" w:firstLineChars="0"/>
               <w:jc w:val="left"/>
               <w:rPr>
                 <w:rFonts w:hint="default" w:ascii="Times New Roman Regular" w:hAnsi="Times New Roman Regular" w:cs="Times New Roman Regular"/>
@@ -30301,6 +30384,7 @@
               <w:keepLines w:val="0"/>
               <w:widowControl/>
               <w:suppressLineNumbers w:val="0"/>
+              <w:ind w:left="0" w:leftChars="0" w:firstLine="0" w:firstLineChars="0"/>
               <w:jc w:val="left"/>
               <w:rPr>
                 <w:rFonts w:hint="default" w:ascii="Times New Roman Regular" w:hAnsi="Times New Roman Regular" w:cs="Times New Roman Regular"/>
@@ -30329,7 +30413,7 @@
             <w:pPr>
               <w:widowControl w:val="0"/>
               <w:spacing w:line="240" w:lineRule="auto"/>
-              <w:ind w:firstLine="0"/>
+              <w:ind w:left="0" w:leftChars="0" w:firstLine="0" w:firstLineChars="0"/>
               <w:jc w:val="left"/>
               <w:rPr>
                 <w:rFonts w:hint="default" w:ascii="Times New Roman Regular" w:hAnsi="Times New Roman Regular" w:eastAsia="SimSun" w:cs="Times New Roman Regular"/>
@@ -30390,6 +30474,7 @@
               <w:keepLines w:val="0"/>
               <w:widowControl/>
               <w:suppressLineNumbers w:val="0"/>
+              <w:ind w:left="0" w:leftChars="0" w:firstLine="0" w:firstLineChars="0"/>
               <w:jc w:val="left"/>
               <w:rPr>
                 <w:rFonts w:hint="default" w:ascii="Times New Roman Regular" w:hAnsi="Times New Roman Regular" w:cs="Times New Roman Regular"/>
@@ -30451,6 +30536,7 @@
               <w:keepLines w:val="0"/>
               <w:widowControl/>
               <w:suppressLineNumbers w:val="0"/>
+              <w:ind w:left="0" w:leftChars="0" w:firstLine="0" w:firstLineChars="0"/>
               <w:jc w:val="left"/>
               <w:rPr>
                 <w:rFonts w:hint="default" w:ascii="Times New Roman Regular" w:hAnsi="Times New Roman Regular" w:cs="Times New Roman Regular"/>
@@ -30479,7 +30565,7 @@
             <w:pPr>
               <w:widowControl w:val="0"/>
               <w:spacing w:line="240" w:lineRule="auto"/>
-              <w:ind w:firstLine="0"/>
+              <w:ind w:left="0" w:leftChars="0" w:firstLine="0" w:firstLineChars="0"/>
               <w:jc w:val="left"/>
               <w:rPr>
                 <w:rFonts w:hint="default" w:ascii="Times New Roman Regular" w:hAnsi="Times New Roman Regular" w:eastAsia="SimSun" w:cs="Times New Roman Regular"/>
@@ -30540,6 +30626,7 @@
               <w:keepLines w:val="0"/>
               <w:widowControl/>
               <w:suppressLineNumbers w:val="0"/>
+              <w:ind w:left="0" w:leftChars="0" w:firstLine="0" w:firstLineChars="0"/>
               <w:jc w:val="left"/>
               <w:rPr>
                 <w:rFonts w:hint="default" w:ascii="Times New Roman Regular" w:hAnsi="Times New Roman Regular" w:cs="Times New Roman Regular"/>
@@ -30601,6 +30688,7 @@
               <w:keepLines w:val="0"/>
               <w:widowControl/>
               <w:suppressLineNumbers w:val="0"/>
+              <w:ind w:left="0" w:leftChars="0" w:firstLine="0" w:firstLineChars="0"/>
               <w:jc w:val="left"/>
               <w:rPr>
                 <w:rFonts w:hint="default" w:ascii="Times New Roman Regular" w:hAnsi="Times New Roman Regular" w:cs="Times New Roman Regular"/>
@@ -30629,7 +30717,7 @@
             <w:pPr>
               <w:widowControl w:val="0"/>
               <w:spacing w:line="240" w:lineRule="auto"/>
-              <w:ind w:firstLine="0"/>
+              <w:ind w:left="0" w:leftChars="0" w:firstLine="0" w:firstLineChars="0"/>
               <w:jc w:val="left"/>
               <w:rPr>
                 <w:rFonts w:hint="default" w:ascii="Times New Roman Regular" w:hAnsi="Times New Roman Regular" w:eastAsia="SimSun" w:cs="Times New Roman Regular"/>
@@ -30690,6 +30778,7 @@
               <w:keepLines w:val="0"/>
               <w:widowControl/>
               <w:suppressLineNumbers w:val="0"/>
+              <w:ind w:left="0" w:leftChars="0" w:firstLine="0" w:firstLineChars="0"/>
               <w:jc w:val="left"/>
               <w:rPr>
                 <w:rFonts w:hint="default" w:ascii="Times New Roman Regular" w:hAnsi="Times New Roman Regular" w:cs="Times New Roman Regular"/>
@@ -30751,6 +30840,7 @@
               <w:keepLines w:val="0"/>
               <w:widowControl/>
               <w:suppressLineNumbers w:val="0"/>
+              <w:ind w:left="0" w:leftChars="0" w:firstLine="0" w:firstLineChars="0"/>
               <w:jc w:val="left"/>
               <w:rPr>
                 <w:rFonts w:hint="default" w:ascii="Times New Roman Regular" w:hAnsi="Times New Roman Regular" w:cs="Times New Roman Regular"/>
@@ -30779,7 +30869,7 @@
             <w:pPr>
               <w:widowControl w:val="0"/>
               <w:spacing w:line="240" w:lineRule="auto"/>
-              <w:ind w:firstLine="0"/>
+              <w:ind w:left="0" w:leftChars="0" w:firstLine="0" w:firstLineChars="0"/>
               <w:jc w:val="left"/>
               <w:rPr>
                 <w:rFonts w:hint="default" w:ascii="Times New Roman Regular" w:hAnsi="Times New Roman Regular" w:eastAsia="SimSun" w:cs="Times New Roman Regular"/>
@@ -30840,6 +30930,7 @@
               <w:keepLines w:val="0"/>
               <w:widowControl/>
               <w:suppressLineNumbers w:val="0"/>
+              <w:ind w:left="0" w:leftChars="0" w:firstLine="0" w:firstLineChars="0"/>
               <w:jc w:val="left"/>
               <w:rPr>
                 <w:rFonts w:hint="default" w:ascii="Times New Roman Regular" w:hAnsi="Times New Roman Regular" w:cs="Times New Roman Regular"/>
@@ -30901,6 +30992,7 @@
               <w:keepLines w:val="0"/>
               <w:widowControl/>
               <w:suppressLineNumbers w:val="0"/>
+              <w:ind w:left="0" w:leftChars="0" w:firstLine="0" w:firstLineChars="0"/>
               <w:jc w:val="left"/>
               <w:rPr>
                 <w:rFonts w:hint="default" w:ascii="Times New Roman Regular" w:hAnsi="Times New Roman Regular" w:cs="Times New Roman Regular"/>
@@ -30929,7 +31021,7 @@
             <w:pPr>
               <w:widowControl w:val="0"/>
               <w:spacing w:line="240" w:lineRule="auto"/>
-              <w:ind w:firstLine="0"/>
+              <w:ind w:left="0" w:leftChars="0" w:firstLine="0" w:firstLineChars="0"/>
               <w:jc w:val="left"/>
               <w:rPr>
                 <w:rFonts w:hint="default" w:ascii="Times New Roman Regular" w:hAnsi="Times New Roman Regular" w:eastAsia="SimSun" w:cs="Times New Roman Regular"/>
@@ -30990,6 +31082,7 @@
               <w:keepLines w:val="0"/>
               <w:widowControl/>
               <w:suppressLineNumbers w:val="0"/>
+              <w:ind w:left="0" w:leftChars="0" w:firstLine="0" w:firstLineChars="0"/>
               <w:jc w:val="left"/>
               <w:rPr>
                 <w:rFonts w:hint="default" w:ascii="Times New Roman Regular" w:hAnsi="Times New Roman Regular" w:cs="Times New Roman Regular"/>
@@ -31051,6 +31144,7 @@
               <w:keepLines w:val="0"/>
               <w:widowControl/>
               <w:suppressLineNumbers w:val="0"/>
+              <w:ind w:left="0" w:leftChars="0" w:firstLine="0" w:firstLineChars="0"/>
               <w:jc w:val="left"/>
               <w:rPr>
                 <w:rFonts w:hint="default" w:ascii="Times New Roman Regular" w:hAnsi="Times New Roman Regular" w:cs="Times New Roman Regular"/>
@@ -31079,7 +31173,7 @@
             <w:pPr>
               <w:widowControl w:val="0"/>
               <w:spacing w:line="240" w:lineRule="auto"/>
-              <w:ind w:firstLine="0"/>
+              <w:ind w:left="0" w:leftChars="0" w:firstLine="0" w:firstLineChars="0"/>
               <w:jc w:val="left"/>
               <w:rPr>
                 <w:rFonts w:hint="default" w:ascii="Times New Roman Regular" w:hAnsi="Times New Roman Regular" w:eastAsia="SimSun" w:cs="Times New Roman Regular"/>
@@ -31140,6 +31234,7 @@
               <w:keepLines w:val="0"/>
               <w:widowControl/>
               <w:suppressLineNumbers w:val="0"/>
+              <w:ind w:left="0" w:leftChars="0" w:firstLine="0" w:firstLineChars="0"/>
               <w:jc w:val="left"/>
               <w:rPr>
                 <w:rFonts w:hint="default" w:ascii="Times New Roman Regular" w:hAnsi="Times New Roman Regular" w:cs="Times New Roman Regular"/>
@@ -31663,7 +31758,19 @@
           <w:szCs w:val="28"/>
           <w:lang w:val="en-US" w:eastAsia="zh-CN" w:bidi="ar"/>
         </w:rPr>
-        <w:t>По результатам проведённых испытаний установлено, что программная система «CLiPE» соответствует требованиям технического задания и выполняет все предусмотренные функции в полном объёме.</w:t>
+        <w:t>По результатам проведённых испытаний уста</w:t>
+      </w:r>
+      <w:bookmarkStart w:id="24" w:name="_GoBack"/>
+      <w:bookmarkEnd w:id="24"/>
+      <w:r>
+        <w:rPr>
+          <w:rFonts w:hint="default" w:ascii="Times New Roman Regular" w:hAnsi="Times New Roman Regular" w:eastAsia="SimSun" w:cs="Times New Roman Regular"/>
+          <w:kern w:val="0"/>
+          <w:sz w:val="28"/>
+          <w:szCs w:val="28"/>
+          <w:lang w:val="en-US" w:eastAsia="zh-CN" w:bidi="ar"/>
+        </w:rPr>
+        <w:t>новлено, что программная система «CLiPE» соответствует требованиям технического задания и выполняет все предусмотренные функции в полном объёме.</w:t>
       </w:r>
     </w:p>
     <w:p>
@@ -31681,7 +31788,7 @@
           <w:lang w:val="ru-RU"/>
         </w:rPr>
       </w:pPr>
-      <w:bookmarkStart w:id="19" w:name="_Toc1294839242"/>
+      <w:bookmarkStart w:id="21" w:name="_Toc1294839242"/>
       <w:r>
         <w:rPr>
           <w:lang w:val="ru-RU"/>
@@ -31695,12 +31802,27 @@
         </w:rPr>
         <w:t xml:space="preserve"> Б</w:t>
       </w:r>
-      <w:bookmarkEnd w:id="19"/>
+      <w:bookmarkEnd w:id="21"/>
     </w:p>
     <w:p>
       <w:pPr>
+        <w:keepNext w:val="0"/>
+        <w:keepLines w:val="0"/>
+        <w:pageBreakBefore w:val="0"/>
+        <w:widowControl/>
+        <w:kinsoku/>
+        <w:wordWrap/>
+        <w:overflowPunct/>
+        <w:topLinePunct w:val="0"/>
+        <w:autoSpaceDE/>
+        <w:autoSpaceDN/>
+        <w:bidi w:val="0"/>
+        <w:adjustRightInd/>
+        <w:snapToGrid/>
+        <w:spacing w:after="480"/>
         <w:ind w:left="0" w:leftChars="0" w:firstLine="0" w:firstLineChars="0"/>
         <w:jc w:val="center"/>
+        <w:textAlignment w:val="auto"/>
         <w:rPr>
           <w:rFonts w:hint="default"/>
           <w:lang w:val="ru-RU"/>
@@ -31723,7 +31845,7 @@
           <w:lang w:val="en-US"/>
         </w:rPr>
       </w:pPr>
-      <w:bookmarkStart w:id="20" w:name="Б1"/>
+      <w:bookmarkStart w:id="22" w:name="Б1"/>
       <w:r>
         <w:rPr>
           <w:rFonts w:hint="default"/>
@@ -31739,7 +31861,7 @@
         <w:t>test.py</w:t>
       </w:r>
     </w:p>
-    <w:bookmarkEnd w:id="20"/>
+    <w:bookmarkEnd w:id="22"/>
     <w:p>
       <w:pPr>
         <w:pStyle w:val="252"/>
@@ -32225,21 +32347,2829 @@
         <w:spacing w:line="240" w:lineRule="auto"/>
         <w:textAlignment w:val="auto"/>
         <w:rPr>
-          <w:rFonts w:hint="default" w:ascii="Courier New Regular" w:hAnsi="Courier New Regular" w:cs="Courier New Regular"/>
-          <w:sz w:val="20"/>
-          <w:szCs w:val="20"/>
-          <w:lang w:val="en-US"/>
-        </w:rPr>
-      </w:pPr>
-      <w:r>
-        <w:rPr>
           <w:rStyle w:val="251"/>
           <w:rFonts w:hint="default" w:ascii="Courier New Regular" w:hAnsi="Courier New Regular" w:cs="Courier New Regular"/>
           <w:sz w:val="20"/>
           <w:szCs w:val="20"/>
         </w:rPr>
+      </w:pPr>
+      <w:r>
+        <w:rPr>
+          <w:rStyle w:val="251"/>
+          <w:rFonts w:hint="default" w:ascii="Courier New Regular" w:hAnsi="Courier New Regular" w:cs="Courier New Regular"/>
+          <w:sz w:val="20"/>
+          <w:szCs w:val="20"/>
+        </w:rPr>
         <w:t>print("Access granted" if ok else "Access denied")</w:t>
       </w:r>
+    </w:p>
+    <w:p>
+      <w:pPr>
+        <w:pStyle w:val="252"/>
+        <w:keepNext w:val="0"/>
+        <w:keepLines w:val="0"/>
+        <w:pageBreakBefore w:val="0"/>
+        <w:widowControl/>
+        <w:suppressLineNumbers w:val="0"/>
+        <w:kinsoku/>
+        <w:wordWrap/>
+        <w:overflowPunct/>
+        <w:topLinePunct w:val="0"/>
+        <w:autoSpaceDE/>
+        <w:autoSpaceDN/>
+        <w:bidi w:val="0"/>
+        <w:adjustRightInd/>
+        <w:snapToGrid/>
+        <w:spacing w:line="240" w:lineRule="auto"/>
+        <w:textAlignment w:val="auto"/>
+        <w:rPr>
+          <w:rStyle w:val="251"/>
+          <w:rFonts w:hint="default" w:ascii="Courier New Regular" w:hAnsi="Courier New Regular" w:cs="Courier New Regular"/>
+          <w:sz w:val="20"/>
+          <w:szCs w:val="20"/>
+        </w:rPr>
+      </w:pPr>
+    </w:p>
+    <w:p>
+      <w:pPr>
+        <w:pStyle w:val="252"/>
+        <w:keepNext w:val="0"/>
+        <w:keepLines w:val="0"/>
+        <w:pageBreakBefore w:val="0"/>
+        <w:widowControl/>
+        <w:suppressLineNumbers w:val="0"/>
+        <w:kinsoku/>
+        <w:wordWrap/>
+        <w:overflowPunct/>
+        <w:topLinePunct w:val="0"/>
+        <w:autoSpaceDE/>
+        <w:autoSpaceDN/>
+        <w:bidi w:val="0"/>
+        <w:adjustRightInd/>
+        <w:snapToGrid/>
+        <w:spacing w:line="240" w:lineRule="auto"/>
+        <w:textAlignment w:val="auto"/>
+        <w:rPr>
+          <w:rStyle w:val="251"/>
+          <w:rFonts w:hint="default" w:ascii="Courier New Regular" w:hAnsi="Courier New Regular" w:cs="Courier New Regular"/>
+          <w:sz w:val="20"/>
+          <w:szCs w:val="20"/>
+          <w:lang w:val="ru-RU"/>
+        </w:rPr>
+      </w:pPr>
+    </w:p>
+    <w:p>
+      <w:pPr>
+        <w:ind w:left="0" w:leftChars="0" w:firstLine="0" w:firstLineChars="0"/>
+        <w:jc w:val="both"/>
+        <w:rPr>
+          <w:rFonts w:hint="default"/>
+          <w:lang w:val="en-US"/>
+        </w:rPr>
+      </w:pPr>
+      <w:bookmarkStart w:id="23" w:name="Б2"/>
+      <w:r>
+        <w:rPr>
+          <w:rFonts w:hint="default"/>
+          <w:lang w:val="ru-RU"/>
+        </w:rPr>
+        <w:t xml:space="preserve">Листинг Б.2 — Фрагмент исходного кода автоматического тестирования </w:t>
+      </w:r>
+      <w:r>
+        <w:rPr>
+          <w:rFonts w:hint="default"/>
+          <w:lang w:val="en-US"/>
+        </w:rPr>
+        <w:t>API</w:t>
+      </w:r>
+      <w:bookmarkEnd w:id="23"/>
+      <w:r>
+        <w:rPr>
+          <w:rFonts w:hint="default"/>
+          <w:lang w:val="en-US"/>
+        </w:rPr>
+        <w:t xml:space="preserve"> (</w:t>
+      </w:r>
+      <w:r>
+        <w:rPr>
+          <w:rFonts w:hint="default"/>
+          <w:lang w:val="ru-RU"/>
+        </w:rPr>
+        <w:t xml:space="preserve">полный код тестирования доступен по ссылке </w:t>
+      </w:r>
+      <w:r>
+        <w:rPr>
+          <w:rFonts w:hint="default"/>
+          <w:lang w:val="en-US"/>
+        </w:rPr>
+        <w:fldChar w:fldCharType="begin"/>
+      </w:r>
+      <w:r>
+        <w:rPr>
+          <w:rFonts w:hint="default"/>
+          <w:lang w:val="en-US"/>
+        </w:rPr>
+        <w:instrText xml:space="preserve"> HYPERLINK "https://github.com/ccrayp/CLiPE/blob/main/documentation/test/clipe.json" </w:instrText>
+      </w:r>
+      <w:r>
+        <w:rPr>
+          <w:rFonts w:hint="default"/>
+          <w:lang w:val="en-US"/>
+        </w:rPr>
+        <w:fldChar w:fldCharType="separate"/>
+      </w:r>
+      <w:r>
+        <w:rPr>
+          <w:rStyle w:val="51"/>
+          <w:rFonts w:hint="default"/>
+          <w:lang w:val="en-US"/>
+        </w:rPr>
+        <w:t>https://github.com/ccrayp/CLiPE/blob/main/documentation/test/clipe.json</w:t>
+      </w:r>
+      <w:r>
+        <w:rPr>
+          <w:rFonts w:hint="default"/>
+          <w:lang w:val="en-US"/>
+        </w:rPr>
+        <w:fldChar w:fldCharType="end"/>
+      </w:r>
+      <w:r>
+        <w:rPr>
+          <w:rFonts w:hint="default"/>
+          <w:lang w:val="en-US"/>
+        </w:rPr>
+        <w:t>)</w:t>
+      </w:r>
+    </w:p>
+    <w:p>
+      <w:pPr>
+        <w:pStyle w:val="85"/>
+        <w:keepNext w:val="0"/>
+        <w:keepLines w:val="0"/>
+        <w:widowControl/>
+        <w:suppressLineNumbers w:val="0"/>
+        <w:spacing w:before="0" w:beforeAutospacing="0" w:after="0" w:afterAutospacing="0" w:line="240" w:lineRule="auto"/>
+        <w:ind w:left="0" w:right="0" w:firstLine="0" w:firstLineChars="0"/>
+        <w:jc w:val="left"/>
+        <w:rPr>
+          <w:rFonts w:hint="default" w:ascii="Courier New Regular" w:hAnsi="Courier New Regular" w:cs="Courier New Regular"/>
+          <w:sz w:val="20"/>
+          <w:szCs w:val="20"/>
+        </w:rPr>
+      </w:pPr>
+      <w:r>
+        <w:rPr>
+          <w:rFonts w:hint="default" w:ascii="Courier New Regular" w:hAnsi="Courier New Regular" w:eastAsia="menlo" w:cs="Courier New Regular"/>
+          <w:color w:val="000000"/>
+          <w:kern w:val="0"/>
+          <w:sz w:val="20"/>
+          <w:szCs w:val="20"/>
+          <w:lang w:val="en-US" w:eastAsia="zh-CN" w:bidi="ar"/>
+        </w:rPr>
+        <w:t>{</w:t>
+      </w:r>
+    </w:p>
+    <w:p>
+      <w:pPr>
+        <w:pStyle w:val="85"/>
+        <w:keepNext w:val="0"/>
+        <w:keepLines w:val="0"/>
+        <w:widowControl/>
+        <w:suppressLineNumbers w:val="0"/>
+        <w:spacing w:before="0" w:beforeAutospacing="0" w:after="0" w:afterAutospacing="0" w:line="240" w:lineRule="auto"/>
+        <w:ind w:left="0" w:right="0" w:firstLine="0" w:firstLineChars="0"/>
+        <w:jc w:val="left"/>
+        <w:rPr>
+          <w:rFonts w:hint="default" w:ascii="Courier New Regular" w:hAnsi="Courier New Regular" w:cs="Courier New Regular"/>
+          <w:sz w:val="20"/>
+          <w:szCs w:val="20"/>
+        </w:rPr>
+      </w:pPr>
+      <w:r>
+        <w:rPr>
+          <w:rFonts w:hint="default" w:ascii="Courier New Regular" w:hAnsi="Courier New Regular" w:eastAsia="menlo" w:cs="Courier New Regular"/>
+          <w:color w:val="000000"/>
+          <w:kern w:val="0"/>
+          <w:sz w:val="20"/>
+          <w:szCs w:val="20"/>
+          <w:lang w:val="en-US" w:eastAsia="zh-CN" w:bidi="ar"/>
+        </w:rPr>
+        <w:t>              "v": "17",</w:t>
+      </w:r>
+    </w:p>
+    <w:p>
+      <w:pPr>
+        <w:pStyle w:val="85"/>
+        <w:keepNext w:val="0"/>
+        <w:keepLines w:val="0"/>
+        <w:widowControl/>
+        <w:suppressLineNumbers w:val="0"/>
+        <w:spacing w:before="0" w:beforeAutospacing="0" w:after="0" w:afterAutospacing="0" w:line="240" w:lineRule="auto"/>
+        <w:ind w:left="0" w:right="0" w:firstLine="0" w:firstLineChars="0"/>
+        <w:jc w:val="left"/>
+        <w:rPr>
+          <w:rFonts w:hint="default" w:ascii="Courier New Regular" w:hAnsi="Courier New Regular" w:cs="Courier New Regular"/>
+          <w:sz w:val="20"/>
+          <w:szCs w:val="20"/>
+        </w:rPr>
+      </w:pPr>
+      <w:r>
+        <w:rPr>
+          <w:rFonts w:hint="default" w:ascii="Courier New Regular" w:hAnsi="Courier New Regular" w:eastAsia="menlo" w:cs="Courier New Regular"/>
+          <w:color w:val="000000"/>
+          <w:kern w:val="0"/>
+          <w:sz w:val="20"/>
+          <w:szCs w:val="20"/>
+          <w:lang w:val="en-US" w:eastAsia="zh-CN" w:bidi="ar"/>
+        </w:rPr>
+        <w:t>              "name": "login",</w:t>
+      </w:r>
+    </w:p>
+    <w:p>
+      <w:pPr>
+        <w:pStyle w:val="85"/>
+        <w:keepNext w:val="0"/>
+        <w:keepLines w:val="0"/>
+        <w:widowControl/>
+        <w:suppressLineNumbers w:val="0"/>
+        <w:spacing w:before="0" w:beforeAutospacing="0" w:after="0" w:afterAutospacing="0" w:line="240" w:lineRule="auto"/>
+        <w:ind w:left="0" w:right="0" w:firstLine="0" w:firstLineChars="0"/>
+        <w:jc w:val="left"/>
+        <w:rPr>
+          <w:rFonts w:hint="default" w:ascii="Courier New Regular" w:hAnsi="Courier New Regular" w:cs="Courier New Regular"/>
+          <w:sz w:val="20"/>
+          <w:szCs w:val="20"/>
+        </w:rPr>
+      </w:pPr>
+      <w:r>
+        <w:rPr>
+          <w:rFonts w:hint="default" w:ascii="Courier New Regular" w:hAnsi="Courier New Regular" w:eastAsia="menlo" w:cs="Courier New Regular"/>
+          <w:color w:val="000000"/>
+          <w:kern w:val="0"/>
+          <w:sz w:val="20"/>
+          <w:szCs w:val="20"/>
+          <w:lang w:val="en-US" w:eastAsia="zh-CN" w:bidi="ar"/>
+        </w:rPr>
+        <w:t>              "method": "POST",</w:t>
+      </w:r>
+    </w:p>
+    <w:p>
+      <w:pPr>
+        <w:pStyle w:val="85"/>
+        <w:keepNext w:val="0"/>
+        <w:keepLines w:val="0"/>
+        <w:widowControl/>
+        <w:suppressLineNumbers w:val="0"/>
+        <w:spacing w:before="0" w:beforeAutospacing="0" w:after="0" w:afterAutospacing="0" w:line="240" w:lineRule="auto"/>
+        <w:ind w:left="0" w:right="0" w:firstLine="0" w:firstLineChars="0"/>
+        <w:jc w:val="left"/>
+        <w:rPr>
+          <w:rFonts w:hint="default" w:ascii="Courier New Regular" w:hAnsi="Courier New Regular" w:cs="Courier New Regular"/>
+          <w:sz w:val="20"/>
+          <w:szCs w:val="20"/>
+        </w:rPr>
+      </w:pPr>
+      <w:r>
+        <w:rPr>
+          <w:rFonts w:hint="default" w:ascii="Courier New Regular" w:hAnsi="Courier New Regular" w:eastAsia="menlo" w:cs="Courier New Regular"/>
+          <w:color w:val="000000"/>
+          <w:kern w:val="0"/>
+          <w:sz w:val="20"/>
+          <w:szCs w:val="20"/>
+          <w:lang w:val="en-US" w:eastAsia="zh-CN" w:bidi="ar"/>
+        </w:rPr>
+        <w:t>              "endpoint": "&lt;&lt;url&gt;&gt;/auth/login",</w:t>
+      </w:r>
+    </w:p>
+    <w:p>
+      <w:pPr>
+        <w:pStyle w:val="85"/>
+        <w:keepNext w:val="0"/>
+        <w:keepLines w:val="0"/>
+        <w:widowControl/>
+        <w:suppressLineNumbers w:val="0"/>
+        <w:spacing w:before="0" w:beforeAutospacing="0" w:after="0" w:afterAutospacing="0" w:line="240" w:lineRule="auto"/>
+        <w:ind w:left="0" w:right="0" w:firstLine="0" w:firstLineChars="0"/>
+        <w:jc w:val="left"/>
+        <w:rPr>
+          <w:rFonts w:hint="default" w:ascii="Courier New Regular" w:hAnsi="Courier New Regular" w:cs="Courier New Regular"/>
+          <w:sz w:val="20"/>
+          <w:szCs w:val="20"/>
+        </w:rPr>
+      </w:pPr>
+      <w:r>
+        <w:rPr>
+          <w:rFonts w:hint="default" w:ascii="Courier New Regular" w:hAnsi="Courier New Regular" w:eastAsia="menlo" w:cs="Courier New Regular"/>
+          <w:color w:val="000000"/>
+          <w:kern w:val="0"/>
+          <w:sz w:val="20"/>
+          <w:szCs w:val="20"/>
+          <w:lang w:val="en-US" w:eastAsia="zh-CN" w:bidi="ar"/>
+        </w:rPr>
+        <w:t>              "params": [],</w:t>
+      </w:r>
+    </w:p>
+    <w:p>
+      <w:pPr>
+        <w:pStyle w:val="85"/>
+        <w:keepNext w:val="0"/>
+        <w:keepLines w:val="0"/>
+        <w:widowControl/>
+        <w:suppressLineNumbers w:val="0"/>
+        <w:spacing w:before="0" w:beforeAutospacing="0" w:after="0" w:afterAutospacing="0" w:line="240" w:lineRule="auto"/>
+        <w:ind w:left="0" w:right="0" w:firstLine="0" w:firstLineChars="0"/>
+        <w:jc w:val="left"/>
+        <w:rPr>
+          <w:rFonts w:hint="default" w:ascii="Courier New Regular" w:hAnsi="Courier New Regular" w:cs="Courier New Regular"/>
+          <w:sz w:val="20"/>
+          <w:szCs w:val="20"/>
+        </w:rPr>
+      </w:pPr>
+      <w:r>
+        <w:rPr>
+          <w:rFonts w:hint="default" w:ascii="Courier New Regular" w:hAnsi="Courier New Regular" w:eastAsia="menlo" w:cs="Courier New Regular"/>
+          <w:color w:val="000000"/>
+          <w:kern w:val="0"/>
+          <w:sz w:val="20"/>
+          <w:szCs w:val="20"/>
+          <w:lang w:val="en-US" w:eastAsia="zh-CN" w:bidi="ar"/>
+        </w:rPr>
+        <w:t>              "headers": [],</w:t>
+      </w:r>
+    </w:p>
+    <w:p>
+      <w:pPr>
+        <w:pStyle w:val="85"/>
+        <w:keepNext w:val="0"/>
+        <w:keepLines w:val="0"/>
+        <w:widowControl/>
+        <w:suppressLineNumbers w:val="0"/>
+        <w:spacing w:before="0" w:beforeAutospacing="0" w:after="0" w:afterAutospacing="0" w:line="240" w:lineRule="auto"/>
+        <w:ind w:left="0" w:right="0" w:firstLine="0" w:firstLineChars="0"/>
+        <w:jc w:val="left"/>
+        <w:rPr>
+          <w:rFonts w:hint="default" w:ascii="Courier New Regular" w:hAnsi="Courier New Regular" w:cs="Courier New Regular"/>
+          <w:sz w:val="20"/>
+          <w:szCs w:val="20"/>
+        </w:rPr>
+      </w:pPr>
+      <w:r>
+        <w:rPr>
+          <w:rFonts w:hint="default" w:ascii="Courier New Regular" w:hAnsi="Courier New Regular" w:eastAsia="menlo" w:cs="Courier New Regular"/>
+          <w:color w:val="000000"/>
+          <w:kern w:val="0"/>
+          <w:sz w:val="20"/>
+          <w:szCs w:val="20"/>
+          <w:lang w:val="en-US" w:eastAsia="zh-CN" w:bidi="ar"/>
+        </w:rPr>
+        <w:t>              "preRequestScript": "",</w:t>
+      </w:r>
+    </w:p>
+    <w:p>
+      <w:pPr>
+        <w:pStyle w:val="85"/>
+        <w:keepNext w:val="0"/>
+        <w:keepLines w:val="0"/>
+        <w:widowControl/>
+        <w:suppressLineNumbers w:val="0"/>
+        <w:spacing w:before="0" w:beforeAutospacing="0" w:after="0" w:afterAutospacing="0" w:line="240" w:lineRule="auto"/>
+        <w:ind w:left="0" w:right="0" w:firstLine="0" w:firstLineChars="0"/>
+        <w:jc w:val="left"/>
+        <w:rPr>
+          <w:rFonts w:hint="default" w:ascii="Courier New Regular" w:hAnsi="Courier New Regular" w:cs="Courier New Regular"/>
+          <w:sz w:val="20"/>
+          <w:szCs w:val="20"/>
+        </w:rPr>
+      </w:pPr>
+      <w:r>
+        <w:rPr>
+          <w:rFonts w:hint="default" w:ascii="Courier New Regular" w:hAnsi="Courier New Regular" w:eastAsia="menlo" w:cs="Courier New Regular"/>
+          <w:color w:val="000000"/>
+          <w:kern w:val="0"/>
+          <w:sz w:val="20"/>
+          <w:szCs w:val="20"/>
+          <w:lang w:val="en-US" w:eastAsia="zh-CN" w:bidi="ar"/>
+        </w:rPr>
+        <w:t>              "testScript": "pw.test(\"access_token exists\", () =&gt; {\n    pw.expect(pw.response.body.data.access_token).toBeType(\"string\")\n})\n\npw.test(\"refresh_token exists\", () =&gt; {\n    pw.expect(pw.response.body.data.refresh_token).toBeType(\"string\")\n    pw.env.set(\"refresh_token\", pw.response.body.data.refresh_token)\n})",</w:t>
+      </w:r>
+    </w:p>
+    <w:p>
+      <w:pPr>
+        <w:pStyle w:val="85"/>
+        <w:keepNext w:val="0"/>
+        <w:keepLines w:val="0"/>
+        <w:widowControl/>
+        <w:suppressLineNumbers w:val="0"/>
+        <w:spacing w:before="0" w:beforeAutospacing="0" w:after="0" w:afterAutospacing="0" w:line="240" w:lineRule="auto"/>
+        <w:ind w:left="0" w:right="0" w:firstLine="0" w:firstLineChars="0"/>
+        <w:jc w:val="left"/>
+        <w:rPr>
+          <w:rFonts w:hint="default" w:ascii="Courier New Regular" w:hAnsi="Courier New Regular" w:cs="Courier New Regular"/>
+          <w:sz w:val="20"/>
+          <w:szCs w:val="20"/>
+        </w:rPr>
+      </w:pPr>
+      <w:r>
+        <w:rPr>
+          <w:rFonts w:hint="default" w:ascii="Courier New Regular" w:hAnsi="Courier New Regular" w:eastAsia="menlo" w:cs="Courier New Regular"/>
+          <w:color w:val="000000"/>
+          <w:kern w:val="0"/>
+          <w:sz w:val="20"/>
+          <w:szCs w:val="20"/>
+          <w:lang w:val="en-US" w:eastAsia="zh-CN" w:bidi="ar"/>
+        </w:rPr>
+        <w:t>              "auth": {</w:t>
+      </w:r>
+    </w:p>
+    <w:p>
+      <w:pPr>
+        <w:pStyle w:val="85"/>
+        <w:keepNext w:val="0"/>
+        <w:keepLines w:val="0"/>
+        <w:widowControl/>
+        <w:suppressLineNumbers w:val="0"/>
+        <w:spacing w:before="0" w:beforeAutospacing="0" w:after="0" w:afterAutospacing="0" w:line="240" w:lineRule="auto"/>
+        <w:ind w:left="0" w:right="0" w:firstLine="0" w:firstLineChars="0"/>
+        <w:jc w:val="left"/>
+        <w:rPr>
+          <w:rFonts w:hint="default" w:ascii="Courier New Regular" w:hAnsi="Courier New Regular" w:cs="Courier New Regular"/>
+          <w:sz w:val="20"/>
+          <w:szCs w:val="20"/>
+        </w:rPr>
+      </w:pPr>
+      <w:r>
+        <w:rPr>
+          <w:rFonts w:hint="default" w:ascii="Courier New Regular" w:hAnsi="Courier New Regular" w:eastAsia="menlo" w:cs="Courier New Regular"/>
+          <w:color w:val="000000"/>
+          <w:kern w:val="0"/>
+          <w:sz w:val="20"/>
+          <w:szCs w:val="20"/>
+          <w:lang w:val="en-US" w:eastAsia="zh-CN" w:bidi="ar"/>
+        </w:rPr>
+        <w:t>                "authType": "inherit",</w:t>
+      </w:r>
+    </w:p>
+    <w:p>
+      <w:pPr>
+        <w:pStyle w:val="85"/>
+        <w:keepNext w:val="0"/>
+        <w:keepLines w:val="0"/>
+        <w:widowControl/>
+        <w:suppressLineNumbers w:val="0"/>
+        <w:spacing w:before="0" w:beforeAutospacing="0" w:after="0" w:afterAutospacing="0" w:line="240" w:lineRule="auto"/>
+        <w:ind w:left="0" w:right="0" w:firstLine="0" w:firstLineChars="0"/>
+        <w:jc w:val="left"/>
+        <w:rPr>
+          <w:rFonts w:hint="default" w:ascii="Courier New Regular" w:hAnsi="Courier New Regular" w:cs="Courier New Regular"/>
+          <w:sz w:val="20"/>
+          <w:szCs w:val="20"/>
+        </w:rPr>
+      </w:pPr>
+      <w:r>
+        <w:rPr>
+          <w:rFonts w:hint="default" w:ascii="Courier New Regular" w:hAnsi="Courier New Regular" w:eastAsia="menlo" w:cs="Courier New Regular"/>
+          <w:color w:val="000000"/>
+          <w:kern w:val="0"/>
+          <w:sz w:val="20"/>
+          <w:szCs w:val="20"/>
+          <w:lang w:val="en-US" w:eastAsia="zh-CN" w:bidi="ar"/>
+        </w:rPr>
+        <w:t>                "authActive": true</w:t>
+      </w:r>
+    </w:p>
+    <w:p>
+      <w:pPr>
+        <w:pStyle w:val="85"/>
+        <w:keepNext w:val="0"/>
+        <w:keepLines w:val="0"/>
+        <w:widowControl/>
+        <w:suppressLineNumbers w:val="0"/>
+        <w:spacing w:before="0" w:beforeAutospacing="0" w:after="0" w:afterAutospacing="0" w:line="240" w:lineRule="auto"/>
+        <w:ind w:left="0" w:right="0" w:firstLine="0" w:firstLineChars="0"/>
+        <w:jc w:val="left"/>
+        <w:rPr>
+          <w:rFonts w:hint="default" w:ascii="Courier New Regular" w:hAnsi="Courier New Regular" w:cs="Courier New Regular"/>
+          <w:sz w:val="20"/>
+          <w:szCs w:val="20"/>
+        </w:rPr>
+      </w:pPr>
+      <w:r>
+        <w:rPr>
+          <w:rFonts w:hint="default" w:ascii="Courier New Regular" w:hAnsi="Courier New Regular" w:eastAsia="menlo" w:cs="Courier New Regular"/>
+          <w:color w:val="000000"/>
+          <w:kern w:val="0"/>
+          <w:sz w:val="20"/>
+          <w:szCs w:val="20"/>
+          <w:lang w:val="en-US" w:eastAsia="zh-CN" w:bidi="ar"/>
+        </w:rPr>
+        <w:t>              },</w:t>
+      </w:r>
+    </w:p>
+    <w:p>
+      <w:pPr>
+        <w:pStyle w:val="85"/>
+        <w:keepNext w:val="0"/>
+        <w:keepLines w:val="0"/>
+        <w:widowControl/>
+        <w:suppressLineNumbers w:val="0"/>
+        <w:spacing w:before="0" w:beforeAutospacing="0" w:after="0" w:afterAutospacing="0" w:line="240" w:lineRule="auto"/>
+        <w:ind w:left="0" w:right="0" w:firstLine="0" w:firstLineChars="0"/>
+        <w:jc w:val="left"/>
+        <w:rPr>
+          <w:rFonts w:hint="default" w:ascii="Courier New Regular" w:hAnsi="Courier New Regular" w:cs="Courier New Regular"/>
+          <w:sz w:val="20"/>
+          <w:szCs w:val="20"/>
+        </w:rPr>
+      </w:pPr>
+      <w:r>
+        <w:rPr>
+          <w:rFonts w:hint="default" w:ascii="Courier New Regular" w:hAnsi="Courier New Regular" w:eastAsia="menlo" w:cs="Courier New Regular"/>
+          <w:color w:val="000000"/>
+          <w:kern w:val="0"/>
+          <w:sz w:val="20"/>
+          <w:szCs w:val="20"/>
+          <w:lang w:val="en-US" w:eastAsia="zh-CN" w:bidi="ar"/>
+        </w:rPr>
+        <w:t>              "body": {</w:t>
+      </w:r>
+    </w:p>
+    <w:p>
+      <w:pPr>
+        <w:pStyle w:val="85"/>
+        <w:keepNext w:val="0"/>
+        <w:keepLines w:val="0"/>
+        <w:widowControl/>
+        <w:suppressLineNumbers w:val="0"/>
+        <w:spacing w:before="0" w:beforeAutospacing="0" w:after="0" w:afterAutospacing="0" w:line="240" w:lineRule="auto"/>
+        <w:ind w:left="0" w:right="0" w:firstLine="0" w:firstLineChars="0"/>
+        <w:jc w:val="left"/>
+        <w:rPr>
+          <w:rFonts w:hint="default" w:ascii="Courier New Regular" w:hAnsi="Courier New Regular" w:cs="Courier New Regular"/>
+          <w:sz w:val="20"/>
+          <w:szCs w:val="20"/>
+        </w:rPr>
+      </w:pPr>
+      <w:r>
+        <w:rPr>
+          <w:rFonts w:hint="default" w:ascii="Courier New Regular" w:hAnsi="Courier New Regular" w:eastAsia="menlo" w:cs="Courier New Regular"/>
+          <w:color w:val="000000"/>
+          <w:kern w:val="0"/>
+          <w:sz w:val="20"/>
+          <w:szCs w:val="20"/>
+          <w:lang w:val="en-US" w:eastAsia="zh-CN" w:bidi="ar"/>
+        </w:rPr>
+        <w:t>                "contentType": "application/json",</w:t>
+      </w:r>
+    </w:p>
+    <w:p>
+      <w:pPr>
+        <w:pStyle w:val="85"/>
+        <w:keepNext w:val="0"/>
+        <w:keepLines w:val="0"/>
+        <w:widowControl/>
+        <w:suppressLineNumbers w:val="0"/>
+        <w:spacing w:before="0" w:beforeAutospacing="0" w:after="0" w:afterAutospacing="0" w:line="240" w:lineRule="auto"/>
+        <w:ind w:left="0" w:right="0" w:firstLine="0" w:firstLineChars="0"/>
+        <w:jc w:val="left"/>
+        <w:rPr>
+          <w:rFonts w:hint="default" w:ascii="Courier New Regular" w:hAnsi="Courier New Regular" w:cs="Courier New Regular"/>
+          <w:sz w:val="20"/>
+          <w:szCs w:val="20"/>
+        </w:rPr>
+      </w:pPr>
+      <w:r>
+        <w:rPr>
+          <w:rFonts w:hint="default" w:ascii="Courier New Regular" w:hAnsi="Courier New Regular" w:eastAsia="menlo" w:cs="Courier New Regular"/>
+          <w:color w:val="000000"/>
+          <w:kern w:val="0"/>
+          <w:sz w:val="20"/>
+          <w:szCs w:val="20"/>
+          <w:lang w:val="en-US" w:eastAsia="zh-CN" w:bidi="ar"/>
+        </w:rPr>
+        <w:t>                "body": "{\n  \"username\": \"test_1\",\n  \"password\": \"testik\"\n}"</w:t>
+      </w:r>
+    </w:p>
+    <w:p>
+      <w:pPr>
+        <w:pStyle w:val="85"/>
+        <w:keepNext w:val="0"/>
+        <w:keepLines w:val="0"/>
+        <w:widowControl/>
+        <w:suppressLineNumbers w:val="0"/>
+        <w:spacing w:before="0" w:beforeAutospacing="0" w:after="0" w:afterAutospacing="0" w:line="240" w:lineRule="auto"/>
+        <w:ind w:left="0" w:right="0" w:firstLine="0" w:firstLineChars="0"/>
+        <w:jc w:val="left"/>
+        <w:rPr>
+          <w:rFonts w:hint="default" w:ascii="Courier New Regular" w:hAnsi="Courier New Regular" w:cs="Courier New Regular"/>
+          <w:sz w:val="20"/>
+          <w:szCs w:val="20"/>
+        </w:rPr>
+      </w:pPr>
+      <w:r>
+        <w:rPr>
+          <w:rFonts w:hint="default" w:ascii="Courier New Regular" w:hAnsi="Courier New Regular" w:eastAsia="menlo" w:cs="Courier New Regular"/>
+          <w:color w:val="000000"/>
+          <w:kern w:val="0"/>
+          <w:sz w:val="20"/>
+          <w:szCs w:val="20"/>
+          <w:lang w:val="en-US" w:eastAsia="zh-CN" w:bidi="ar"/>
+        </w:rPr>
+        <w:t>              },</w:t>
+      </w:r>
+    </w:p>
+    <w:p>
+      <w:pPr>
+        <w:pStyle w:val="85"/>
+        <w:keepNext w:val="0"/>
+        <w:keepLines w:val="0"/>
+        <w:widowControl/>
+        <w:suppressLineNumbers w:val="0"/>
+        <w:spacing w:before="0" w:beforeAutospacing="0" w:after="0" w:afterAutospacing="0" w:line="240" w:lineRule="auto"/>
+        <w:ind w:left="0" w:right="0" w:firstLine="0" w:firstLineChars="0"/>
+        <w:jc w:val="left"/>
+        <w:rPr>
+          <w:rFonts w:hint="default" w:ascii="Courier New Regular" w:hAnsi="Courier New Regular" w:cs="Courier New Regular"/>
+          <w:sz w:val="20"/>
+          <w:szCs w:val="20"/>
+        </w:rPr>
+      </w:pPr>
+      <w:r>
+        <w:rPr>
+          <w:rFonts w:hint="default" w:ascii="Courier New Regular" w:hAnsi="Courier New Regular" w:eastAsia="menlo" w:cs="Courier New Regular"/>
+          <w:color w:val="000000"/>
+          <w:kern w:val="0"/>
+          <w:sz w:val="20"/>
+          <w:szCs w:val="20"/>
+          <w:lang w:val="en-US" w:eastAsia="zh-CN" w:bidi="ar"/>
+        </w:rPr>
+        <w:t>              "requestVariables": [],</w:t>
+      </w:r>
+    </w:p>
+    <w:p>
+      <w:pPr>
+        <w:pStyle w:val="85"/>
+        <w:keepNext w:val="0"/>
+        <w:keepLines w:val="0"/>
+        <w:widowControl/>
+        <w:suppressLineNumbers w:val="0"/>
+        <w:spacing w:before="0" w:beforeAutospacing="0" w:after="0" w:afterAutospacing="0" w:line="240" w:lineRule="auto"/>
+        <w:ind w:left="0" w:right="0" w:firstLine="0" w:firstLineChars="0"/>
+        <w:jc w:val="left"/>
+        <w:rPr>
+          <w:rFonts w:hint="default" w:ascii="Courier New Regular" w:hAnsi="Courier New Regular" w:cs="Courier New Regular"/>
+          <w:sz w:val="20"/>
+          <w:szCs w:val="20"/>
+        </w:rPr>
+      </w:pPr>
+      <w:r>
+        <w:rPr>
+          <w:rFonts w:hint="default" w:ascii="Courier New Regular" w:hAnsi="Courier New Regular" w:eastAsia="menlo" w:cs="Courier New Regular"/>
+          <w:color w:val="000000"/>
+          <w:kern w:val="0"/>
+          <w:sz w:val="20"/>
+          <w:szCs w:val="20"/>
+          <w:lang w:val="en-US" w:eastAsia="zh-CN" w:bidi="ar"/>
+        </w:rPr>
+        <w:t>              "responses": {},</w:t>
+      </w:r>
+    </w:p>
+    <w:p>
+      <w:pPr>
+        <w:pStyle w:val="85"/>
+        <w:keepNext w:val="0"/>
+        <w:keepLines w:val="0"/>
+        <w:widowControl/>
+        <w:suppressLineNumbers w:val="0"/>
+        <w:spacing w:before="0" w:beforeAutospacing="0" w:after="0" w:afterAutospacing="0" w:line="240" w:lineRule="auto"/>
+        <w:ind w:left="0" w:right="0" w:firstLine="0" w:firstLineChars="0"/>
+        <w:jc w:val="left"/>
+        <w:rPr>
+          <w:rFonts w:hint="default" w:ascii="Courier New Regular" w:hAnsi="Courier New Regular" w:cs="Courier New Regular"/>
+          <w:sz w:val="20"/>
+          <w:szCs w:val="20"/>
+        </w:rPr>
+      </w:pPr>
+      <w:r>
+        <w:rPr>
+          <w:rFonts w:hint="default" w:ascii="Courier New Regular" w:hAnsi="Courier New Regular" w:eastAsia="menlo" w:cs="Courier New Regular"/>
+          <w:color w:val="000000"/>
+          <w:kern w:val="0"/>
+          <w:sz w:val="20"/>
+          <w:szCs w:val="20"/>
+          <w:lang w:val="en-US" w:eastAsia="zh-CN" w:bidi="ar"/>
+        </w:rPr>
+        <w:t>              "description": null</w:t>
+      </w:r>
+    </w:p>
+    <w:p>
+      <w:pPr>
+        <w:pStyle w:val="85"/>
+        <w:keepNext w:val="0"/>
+        <w:keepLines w:val="0"/>
+        <w:widowControl/>
+        <w:suppressLineNumbers w:val="0"/>
+        <w:spacing w:before="0" w:beforeAutospacing="0" w:after="0" w:afterAutospacing="0" w:line="240" w:lineRule="auto"/>
+        <w:ind w:left="0" w:right="0" w:firstLine="0" w:firstLineChars="0"/>
+        <w:jc w:val="left"/>
+        <w:rPr>
+          <w:rFonts w:hint="default" w:ascii="Courier New Regular" w:hAnsi="Courier New Regular" w:cs="Courier New Regular"/>
+          <w:sz w:val="20"/>
+          <w:szCs w:val="20"/>
+        </w:rPr>
+      </w:pPr>
+      <w:r>
+        <w:rPr>
+          <w:rFonts w:hint="default" w:ascii="Courier New Regular" w:hAnsi="Courier New Regular" w:eastAsia="menlo" w:cs="Courier New Regular"/>
+          <w:color w:val="000000"/>
+          <w:kern w:val="0"/>
+          <w:sz w:val="20"/>
+          <w:szCs w:val="20"/>
+          <w:lang w:val="en-US" w:eastAsia="zh-CN" w:bidi="ar"/>
+        </w:rPr>
+        <w:t>            },</w:t>
+      </w:r>
+    </w:p>
+    <w:p>
+      <w:pPr>
+        <w:pStyle w:val="85"/>
+        <w:keepNext w:val="0"/>
+        <w:keepLines w:val="0"/>
+        <w:widowControl/>
+        <w:suppressLineNumbers w:val="0"/>
+        <w:spacing w:before="0" w:beforeAutospacing="0" w:after="0" w:afterAutospacing="0" w:line="240" w:lineRule="auto"/>
+        <w:ind w:left="0" w:right="0" w:firstLine="0" w:firstLineChars="0"/>
+        <w:jc w:val="left"/>
+        <w:rPr>
+          <w:rFonts w:hint="default" w:ascii="Courier New Regular" w:hAnsi="Courier New Regular" w:cs="Courier New Regular"/>
+          <w:sz w:val="20"/>
+          <w:szCs w:val="20"/>
+        </w:rPr>
+      </w:pPr>
+      <w:r>
+        <w:rPr>
+          <w:rFonts w:hint="default" w:ascii="Courier New Regular" w:hAnsi="Courier New Regular" w:eastAsia="menlo" w:cs="Courier New Regular"/>
+          <w:color w:val="000000"/>
+          <w:kern w:val="0"/>
+          <w:sz w:val="20"/>
+          <w:szCs w:val="20"/>
+          <w:lang w:val="en-US" w:eastAsia="zh-CN" w:bidi="ar"/>
+        </w:rPr>
+        <w:t>            {</w:t>
+      </w:r>
+    </w:p>
+    <w:p>
+      <w:pPr>
+        <w:pStyle w:val="85"/>
+        <w:keepNext w:val="0"/>
+        <w:keepLines w:val="0"/>
+        <w:widowControl/>
+        <w:suppressLineNumbers w:val="0"/>
+        <w:spacing w:before="0" w:beforeAutospacing="0" w:after="0" w:afterAutospacing="0" w:line="240" w:lineRule="auto"/>
+        <w:ind w:left="0" w:right="0" w:firstLine="0" w:firstLineChars="0"/>
+        <w:jc w:val="left"/>
+        <w:rPr>
+          <w:rFonts w:hint="default" w:ascii="Courier New Regular" w:hAnsi="Courier New Regular" w:cs="Courier New Regular"/>
+          <w:sz w:val="20"/>
+          <w:szCs w:val="20"/>
+        </w:rPr>
+      </w:pPr>
+      <w:r>
+        <w:rPr>
+          <w:rFonts w:hint="default" w:ascii="Courier New Regular" w:hAnsi="Courier New Regular" w:eastAsia="menlo" w:cs="Courier New Regular"/>
+          <w:color w:val="000000"/>
+          <w:kern w:val="0"/>
+          <w:sz w:val="20"/>
+          <w:szCs w:val="20"/>
+          <w:lang w:val="en-US" w:eastAsia="zh-CN" w:bidi="ar"/>
+        </w:rPr>
+        <w:t>              "v": "17",</w:t>
+      </w:r>
+    </w:p>
+    <w:p>
+      <w:pPr>
+        <w:pStyle w:val="85"/>
+        <w:keepNext w:val="0"/>
+        <w:keepLines w:val="0"/>
+        <w:widowControl/>
+        <w:suppressLineNumbers w:val="0"/>
+        <w:spacing w:before="0" w:beforeAutospacing="0" w:after="0" w:afterAutospacing="0" w:line="240" w:lineRule="auto"/>
+        <w:ind w:left="0" w:right="0" w:firstLine="0" w:firstLineChars="0"/>
+        <w:jc w:val="left"/>
+        <w:rPr>
+          <w:rFonts w:hint="default" w:ascii="Courier New Regular" w:hAnsi="Courier New Regular" w:cs="Courier New Regular"/>
+          <w:sz w:val="20"/>
+          <w:szCs w:val="20"/>
+        </w:rPr>
+      </w:pPr>
+      <w:r>
+        <w:rPr>
+          <w:rFonts w:hint="default" w:ascii="Courier New Regular" w:hAnsi="Courier New Regular" w:eastAsia="menlo" w:cs="Courier New Regular"/>
+          <w:color w:val="000000"/>
+          <w:kern w:val="0"/>
+          <w:sz w:val="20"/>
+          <w:szCs w:val="20"/>
+          <w:lang w:val="en-US" w:eastAsia="zh-CN" w:bidi="ar"/>
+        </w:rPr>
+        <w:t>              "name": "refresh",</w:t>
+      </w:r>
+    </w:p>
+    <w:p>
+      <w:pPr>
+        <w:pStyle w:val="85"/>
+        <w:keepNext w:val="0"/>
+        <w:keepLines w:val="0"/>
+        <w:widowControl/>
+        <w:suppressLineNumbers w:val="0"/>
+        <w:spacing w:before="0" w:beforeAutospacing="0" w:after="0" w:afterAutospacing="0" w:line="240" w:lineRule="auto"/>
+        <w:ind w:left="0" w:right="0" w:firstLine="0" w:firstLineChars="0"/>
+        <w:jc w:val="left"/>
+        <w:rPr>
+          <w:rFonts w:hint="default" w:ascii="Courier New Regular" w:hAnsi="Courier New Regular" w:cs="Courier New Regular"/>
+          <w:sz w:val="20"/>
+          <w:szCs w:val="20"/>
+        </w:rPr>
+      </w:pPr>
+      <w:r>
+        <w:rPr>
+          <w:rFonts w:hint="default" w:ascii="Courier New Regular" w:hAnsi="Courier New Regular" w:eastAsia="menlo" w:cs="Courier New Regular"/>
+          <w:color w:val="000000"/>
+          <w:kern w:val="0"/>
+          <w:sz w:val="20"/>
+          <w:szCs w:val="20"/>
+          <w:lang w:val="en-US" w:eastAsia="zh-CN" w:bidi="ar"/>
+        </w:rPr>
+        <w:t>              "method": "POST",</w:t>
+      </w:r>
+    </w:p>
+    <w:p>
+      <w:pPr>
+        <w:pStyle w:val="85"/>
+        <w:keepNext w:val="0"/>
+        <w:keepLines w:val="0"/>
+        <w:widowControl/>
+        <w:suppressLineNumbers w:val="0"/>
+        <w:spacing w:before="0" w:beforeAutospacing="0" w:after="0" w:afterAutospacing="0" w:line="240" w:lineRule="auto"/>
+        <w:ind w:left="0" w:right="0" w:firstLine="0" w:firstLineChars="0"/>
+        <w:jc w:val="left"/>
+        <w:rPr>
+          <w:rFonts w:hint="default" w:ascii="Courier New Regular" w:hAnsi="Courier New Regular" w:cs="Courier New Regular"/>
+          <w:sz w:val="20"/>
+          <w:szCs w:val="20"/>
+        </w:rPr>
+      </w:pPr>
+      <w:r>
+        <w:rPr>
+          <w:rFonts w:hint="default" w:ascii="Courier New Regular" w:hAnsi="Courier New Regular" w:eastAsia="menlo" w:cs="Courier New Regular"/>
+          <w:color w:val="000000"/>
+          <w:kern w:val="0"/>
+          <w:sz w:val="20"/>
+          <w:szCs w:val="20"/>
+          <w:lang w:val="en-US" w:eastAsia="zh-CN" w:bidi="ar"/>
+        </w:rPr>
+        <w:t>              "endpoint": "&lt;&lt;url&gt;&gt;/auth/refresh",</w:t>
+      </w:r>
+    </w:p>
+    <w:p>
+      <w:pPr>
+        <w:pStyle w:val="85"/>
+        <w:keepNext w:val="0"/>
+        <w:keepLines w:val="0"/>
+        <w:widowControl/>
+        <w:suppressLineNumbers w:val="0"/>
+        <w:spacing w:before="0" w:beforeAutospacing="0" w:after="0" w:afterAutospacing="0" w:line="240" w:lineRule="auto"/>
+        <w:ind w:left="0" w:right="0" w:firstLine="0" w:firstLineChars="0"/>
+        <w:jc w:val="left"/>
+        <w:rPr>
+          <w:rFonts w:hint="default" w:ascii="Courier New Regular" w:hAnsi="Courier New Regular" w:cs="Courier New Regular"/>
+          <w:sz w:val="20"/>
+          <w:szCs w:val="20"/>
+        </w:rPr>
+      </w:pPr>
+      <w:r>
+        <w:rPr>
+          <w:rFonts w:hint="default" w:ascii="Courier New Regular" w:hAnsi="Courier New Regular" w:eastAsia="menlo" w:cs="Courier New Regular"/>
+          <w:color w:val="000000"/>
+          <w:kern w:val="0"/>
+          <w:sz w:val="20"/>
+          <w:szCs w:val="20"/>
+          <w:lang w:val="en-US" w:eastAsia="zh-CN" w:bidi="ar"/>
+        </w:rPr>
+        <w:t>              "params": [],</w:t>
+      </w:r>
+    </w:p>
+    <w:p>
+      <w:pPr>
+        <w:pStyle w:val="85"/>
+        <w:keepNext w:val="0"/>
+        <w:keepLines w:val="0"/>
+        <w:widowControl/>
+        <w:suppressLineNumbers w:val="0"/>
+        <w:spacing w:before="0" w:beforeAutospacing="0" w:after="0" w:afterAutospacing="0" w:line="240" w:lineRule="auto"/>
+        <w:ind w:left="0" w:right="0" w:firstLine="0" w:firstLineChars="0"/>
+        <w:jc w:val="left"/>
+        <w:rPr>
+          <w:rFonts w:hint="default" w:ascii="Courier New Regular" w:hAnsi="Courier New Regular" w:cs="Courier New Regular"/>
+          <w:sz w:val="20"/>
+          <w:szCs w:val="20"/>
+        </w:rPr>
+      </w:pPr>
+      <w:r>
+        <w:rPr>
+          <w:rFonts w:hint="default" w:ascii="Courier New Regular" w:hAnsi="Courier New Regular" w:eastAsia="menlo" w:cs="Courier New Regular"/>
+          <w:color w:val="000000"/>
+          <w:kern w:val="0"/>
+          <w:sz w:val="20"/>
+          <w:szCs w:val="20"/>
+          <w:lang w:val="en-US" w:eastAsia="zh-CN" w:bidi="ar"/>
+        </w:rPr>
+        <w:t>              "headers": [],</w:t>
+      </w:r>
+    </w:p>
+    <w:p>
+      <w:pPr>
+        <w:pStyle w:val="85"/>
+        <w:keepNext w:val="0"/>
+        <w:keepLines w:val="0"/>
+        <w:widowControl/>
+        <w:suppressLineNumbers w:val="0"/>
+        <w:spacing w:before="0" w:beforeAutospacing="0" w:after="0" w:afterAutospacing="0" w:line="240" w:lineRule="auto"/>
+        <w:ind w:left="0" w:right="0" w:firstLine="0" w:firstLineChars="0"/>
+        <w:jc w:val="left"/>
+        <w:rPr>
+          <w:rFonts w:hint="default" w:ascii="Courier New Regular" w:hAnsi="Courier New Regular" w:cs="Courier New Regular"/>
+          <w:sz w:val="20"/>
+          <w:szCs w:val="20"/>
+        </w:rPr>
+      </w:pPr>
+      <w:r>
+        <w:rPr>
+          <w:rFonts w:hint="default" w:ascii="Courier New Regular" w:hAnsi="Courier New Regular" w:eastAsia="menlo" w:cs="Courier New Regular"/>
+          <w:color w:val="000000"/>
+          <w:kern w:val="0"/>
+          <w:sz w:val="20"/>
+          <w:szCs w:val="20"/>
+          <w:lang w:val="en-US" w:eastAsia="zh-CN" w:bidi="ar"/>
+        </w:rPr>
+        <w:t>              "preRequestScript": "",</w:t>
+      </w:r>
+    </w:p>
+    <w:p>
+      <w:pPr>
+        <w:pStyle w:val="85"/>
+        <w:keepNext w:val="0"/>
+        <w:keepLines w:val="0"/>
+        <w:widowControl/>
+        <w:suppressLineNumbers w:val="0"/>
+        <w:spacing w:before="0" w:beforeAutospacing="0" w:after="0" w:afterAutospacing="0" w:line="240" w:lineRule="auto"/>
+        <w:ind w:left="0" w:right="0" w:firstLine="0" w:firstLineChars="0"/>
+        <w:jc w:val="left"/>
+        <w:rPr>
+          <w:rFonts w:hint="default" w:ascii="Courier New Regular" w:hAnsi="Courier New Regular" w:cs="Courier New Regular"/>
+          <w:sz w:val="20"/>
+          <w:szCs w:val="20"/>
+        </w:rPr>
+      </w:pPr>
+      <w:r>
+        <w:rPr>
+          <w:rFonts w:hint="default" w:ascii="Courier New Regular" w:hAnsi="Courier New Regular" w:eastAsia="menlo" w:cs="Courier New Regular"/>
+          <w:color w:val="000000"/>
+          <w:kern w:val="0"/>
+          <w:sz w:val="20"/>
+          <w:szCs w:val="20"/>
+          <w:lang w:val="en-US" w:eastAsia="zh-CN" w:bidi="ar"/>
+        </w:rPr>
+        <w:t>              "testScript": "pw.test(\"access_token exists\", () =&gt; {\n    pw.expect(pw.response.body.data.access_token).toBeType(\"string\")\n    pw.env.set(\"access_token\", pw.response.body.data.access_token)\n})\n\npw.test(\"refresh_token exists\", () =&gt; {\n    pw.expect(pw.response.body.data.refresh_token).toBeType(\"string\")\n    pw.env.set(\"refresh_token\", pw.response.body.data.refresh_token)\n})",</w:t>
+      </w:r>
+    </w:p>
+    <w:p>
+      <w:pPr>
+        <w:pStyle w:val="85"/>
+        <w:keepNext w:val="0"/>
+        <w:keepLines w:val="0"/>
+        <w:widowControl/>
+        <w:suppressLineNumbers w:val="0"/>
+        <w:spacing w:before="0" w:beforeAutospacing="0" w:after="0" w:afterAutospacing="0" w:line="240" w:lineRule="auto"/>
+        <w:ind w:left="0" w:right="0" w:firstLine="0" w:firstLineChars="0"/>
+        <w:jc w:val="left"/>
+        <w:rPr>
+          <w:rFonts w:hint="default" w:ascii="Courier New Regular" w:hAnsi="Courier New Regular" w:cs="Courier New Regular"/>
+          <w:sz w:val="20"/>
+          <w:szCs w:val="20"/>
+        </w:rPr>
+      </w:pPr>
+      <w:r>
+        <w:rPr>
+          <w:rFonts w:hint="default" w:ascii="Courier New Regular" w:hAnsi="Courier New Regular" w:eastAsia="menlo" w:cs="Courier New Regular"/>
+          <w:color w:val="000000"/>
+          <w:kern w:val="0"/>
+          <w:sz w:val="20"/>
+          <w:szCs w:val="20"/>
+          <w:lang w:val="en-US" w:eastAsia="zh-CN" w:bidi="ar"/>
+        </w:rPr>
+        <w:t>              "auth": {</w:t>
+      </w:r>
+    </w:p>
+    <w:p>
+      <w:pPr>
+        <w:pStyle w:val="85"/>
+        <w:keepNext w:val="0"/>
+        <w:keepLines w:val="0"/>
+        <w:widowControl/>
+        <w:suppressLineNumbers w:val="0"/>
+        <w:spacing w:before="0" w:beforeAutospacing="0" w:after="0" w:afterAutospacing="0" w:line="240" w:lineRule="auto"/>
+        <w:ind w:left="0" w:right="0" w:firstLine="0" w:firstLineChars="0"/>
+        <w:jc w:val="left"/>
+        <w:rPr>
+          <w:rFonts w:hint="default" w:ascii="Courier New Regular" w:hAnsi="Courier New Regular" w:cs="Courier New Regular"/>
+          <w:sz w:val="20"/>
+          <w:szCs w:val="20"/>
+        </w:rPr>
+      </w:pPr>
+      <w:r>
+        <w:rPr>
+          <w:rFonts w:hint="default" w:ascii="Courier New Regular" w:hAnsi="Courier New Regular" w:eastAsia="menlo" w:cs="Courier New Regular"/>
+          <w:color w:val="000000"/>
+          <w:kern w:val="0"/>
+          <w:sz w:val="20"/>
+          <w:szCs w:val="20"/>
+          <w:lang w:val="en-US" w:eastAsia="zh-CN" w:bidi="ar"/>
+        </w:rPr>
+        <w:t>                "authType": "inherit",</w:t>
+      </w:r>
+    </w:p>
+    <w:p>
+      <w:pPr>
+        <w:pStyle w:val="85"/>
+        <w:keepNext w:val="0"/>
+        <w:keepLines w:val="0"/>
+        <w:widowControl/>
+        <w:suppressLineNumbers w:val="0"/>
+        <w:spacing w:before="0" w:beforeAutospacing="0" w:after="0" w:afterAutospacing="0" w:line="240" w:lineRule="auto"/>
+        <w:ind w:left="0" w:right="0" w:firstLine="0" w:firstLineChars="0"/>
+        <w:jc w:val="left"/>
+        <w:rPr>
+          <w:rFonts w:hint="default" w:ascii="Courier New Regular" w:hAnsi="Courier New Regular" w:cs="Courier New Regular"/>
+          <w:sz w:val="20"/>
+          <w:szCs w:val="20"/>
+        </w:rPr>
+      </w:pPr>
+      <w:r>
+        <w:rPr>
+          <w:rFonts w:hint="default" w:ascii="Courier New Regular" w:hAnsi="Courier New Regular" w:eastAsia="menlo" w:cs="Courier New Regular"/>
+          <w:color w:val="000000"/>
+          <w:kern w:val="0"/>
+          <w:sz w:val="20"/>
+          <w:szCs w:val="20"/>
+          <w:lang w:val="en-US" w:eastAsia="zh-CN" w:bidi="ar"/>
+        </w:rPr>
+        <w:t>                "authActive": true</w:t>
+      </w:r>
+    </w:p>
+    <w:p>
+      <w:pPr>
+        <w:pStyle w:val="85"/>
+        <w:keepNext w:val="0"/>
+        <w:keepLines w:val="0"/>
+        <w:widowControl/>
+        <w:suppressLineNumbers w:val="0"/>
+        <w:spacing w:before="0" w:beforeAutospacing="0" w:after="0" w:afterAutospacing="0" w:line="240" w:lineRule="auto"/>
+        <w:ind w:left="0" w:right="0" w:firstLine="0" w:firstLineChars="0"/>
+        <w:jc w:val="left"/>
+        <w:rPr>
+          <w:rFonts w:hint="default" w:ascii="Courier New Regular" w:hAnsi="Courier New Regular" w:cs="Courier New Regular"/>
+          <w:sz w:val="20"/>
+          <w:szCs w:val="20"/>
+        </w:rPr>
+      </w:pPr>
+      <w:r>
+        <w:rPr>
+          <w:rFonts w:hint="default" w:ascii="Courier New Regular" w:hAnsi="Courier New Regular" w:eastAsia="menlo" w:cs="Courier New Regular"/>
+          <w:color w:val="000000"/>
+          <w:kern w:val="0"/>
+          <w:sz w:val="20"/>
+          <w:szCs w:val="20"/>
+          <w:lang w:val="en-US" w:eastAsia="zh-CN" w:bidi="ar"/>
+        </w:rPr>
+        <w:t>              },</w:t>
+      </w:r>
+    </w:p>
+    <w:p>
+      <w:pPr>
+        <w:pStyle w:val="85"/>
+        <w:keepNext w:val="0"/>
+        <w:keepLines w:val="0"/>
+        <w:widowControl/>
+        <w:suppressLineNumbers w:val="0"/>
+        <w:spacing w:before="0" w:beforeAutospacing="0" w:after="0" w:afterAutospacing="0" w:line="240" w:lineRule="auto"/>
+        <w:ind w:left="0" w:right="0" w:firstLine="0" w:firstLineChars="0"/>
+        <w:jc w:val="left"/>
+        <w:rPr>
+          <w:rFonts w:hint="default" w:ascii="Courier New Regular" w:hAnsi="Courier New Regular" w:cs="Courier New Regular"/>
+          <w:sz w:val="20"/>
+          <w:szCs w:val="20"/>
+        </w:rPr>
+      </w:pPr>
+      <w:r>
+        <w:rPr>
+          <w:rFonts w:hint="default" w:ascii="Courier New Regular" w:hAnsi="Courier New Regular" w:eastAsia="menlo" w:cs="Courier New Regular"/>
+          <w:color w:val="000000"/>
+          <w:kern w:val="0"/>
+          <w:sz w:val="20"/>
+          <w:szCs w:val="20"/>
+          <w:lang w:val="en-US" w:eastAsia="zh-CN" w:bidi="ar"/>
+        </w:rPr>
+        <w:t>              "body": {</w:t>
+      </w:r>
+    </w:p>
+    <w:p>
+      <w:pPr>
+        <w:pStyle w:val="85"/>
+        <w:keepNext w:val="0"/>
+        <w:keepLines w:val="0"/>
+        <w:widowControl/>
+        <w:suppressLineNumbers w:val="0"/>
+        <w:spacing w:before="0" w:beforeAutospacing="0" w:after="0" w:afterAutospacing="0" w:line="240" w:lineRule="auto"/>
+        <w:ind w:left="0" w:right="0" w:firstLine="0" w:firstLineChars="0"/>
+        <w:jc w:val="left"/>
+        <w:rPr>
+          <w:rFonts w:hint="default" w:ascii="Courier New Regular" w:hAnsi="Courier New Regular" w:cs="Courier New Regular"/>
+          <w:sz w:val="20"/>
+          <w:szCs w:val="20"/>
+        </w:rPr>
+      </w:pPr>
+      <w:r>
+        <w:rPr>
+          <w:rFonts w:hint="default" w:ascii="Courier New Regular" w:hAnsi="Courier New Regular" w:eastAsia="menlo" w:cs="Courier New Regular"/>
+          <w:color w:val="000000"/>
+          <w:kern w:val="0"/>
+          <w:sz w:val="20"/>
+          <w:szCs w:val="20"/>
+          <w:lang w:val="en-US" w:eastAsia="zh-CN" w:bidi="ar"/>
+        </w:rPr>
+        <w:t>                "contentType": "application/json",</w:t>
+      </w:r>
+    </w:p>
+    <w:p>
+      <w:pPr>
+        <w:pStyle w:val="85"/>
+        <w:keepNext w:val="0"/>
+        <w:keepLines w:val="0"/>
+        <w:widowControl/>
+        <w:suppressLineNumbers w:val="0"/>
+        <w:spacing w:before="0" w:beforeAutospacing="0" w:after="0" w:afterAutospacing="0" w:line="240" w:lineRule="auto"/>
+        <w:ind w:left="0" w:right="0" w:firstLine="0" w:firstLineChars="0"/>
+        <w:jc w:val="left"/>
+        <w:rPr>
+          <w:rFonts w:hint="default" w:ascii="Courier New Regular" w:hAnsi="Courier New Regular" w:cs="Courier New Regular"/>
+          <w:sz w:val="20"/>
+          <w:szCs w:val="20"/>
+        </w:rPr>
+      </w:pPr>
+      <w:r>
+        <w:rPr>
+          <w:rFonts w:hint="default" w:ascii="Courier New Regular" w:hAnsi="Courier New Regular" w:eastAsia="menlo" w:cs="Courier New Regular"/>
+          <w:color w:val="000000"/>
+          <w:kern w:val="0"/>
+          <w:sz w:val="20"/>
+          <w:szCs w:val="20"/>
+          <w:lang w:val="en-US" w:eastAsia="zh-CN" w:bidi="ar"/>
+        </w:rPr>
+        <w:t>                "body": "{\n  \"refresh_token\": \"&lt;&lt;refresh_token&gt;&gt;\"\n}"</w:t>
+      </w:r>
+    </w:p>
+    <w:p>
+      <w:pPr>
+        <w:pStyle w:val="85"/>
+        <w:keepNext w:val="0"/>
+        <w:keepLines w:val="0"/>
+        <w:widowControl/>
+        <w:suppressLineNumbers w:val="0"/>
+        <w:spacing w:before="0" w:beforeAutospacing="0" w:after="0" w:afterAutospacing="0" w:line="240" w:lineRule="auto"/>
+        <w:ind w:left="0" w:right="0" w:firstLine="0" w:firstLineChars="0"/>
+        <w:jc w:val="left"/>
+        <w:rPr>
+          <w:rFonts w:hint="default" w:ascii="Courier New Regular" w:hAnsi="Courier New Regular" w:cs="Courier New Regular"/>
+          <w:sz w:val="20"/>
+          <w:szCs w:val="20"/>
+        </w:rPr>
+      </w:pPr>
+      <w:r>
+        <w:rPr>
+          <w:rFonts w:hint="default" w:ascii="Courier New Regular" w:hAnsi="Courier New Regular" w:eastAsia="menlo" w:cs="Courier New Regular"/>
+          <w:color w:val="000000"/>
+          <w:kern w:val="0"/>
+          <w:sz w:val="20"/>
+          <w:szCs w:val="20"/>
+          <w:lang w:val="en-US" w:eastAsia="zh-CN" w:bidi="ar"/>
+        </w:rPr>
+        <w:t>              },</w:t>
+      </w:r>
+    </w:p>
+    <w:p>
+      <w:pPr>
+        <w:pStyle w:val="85"/>
+        <w:keepNext w:val="0"/>
+        <w:keepLines w:val="0"/>
+        <w:widowControl/>
+        <w:suppressLineNumbers w:val="0"/>
+        <w:spacing w:before="0" w:beforeAutospacing="0" w:after="0" w:afterAutospacing="0" w:line="240" w:lineRule="auto"/>
+        <w:ind w:left="0" w:right="0" w:firstLine="0" w:firstLineChars="0"/>
+        <w:jc w:val="left"/>
+        <w:rPr>
+          <w:rFonts w:hint="default" w:ascii="Courier New Regular" w:hAnsi="Courier New Regular" w:cs="Courier New Regular"/>
+          <w:sz w:val="20"/>
+          <w:szCs w:val="20"/>
+        </w:rPr>
+      </w:pPr>
+      <w:r>
+        <w:rPr>
+          <w:rFonts w:hint="default" w:ascii="Courier New Regular" w:hAnsi="Courier New Regular" w:eastAsia="menlo" w:cs="Courier New Regular"/>
+          <w:color w:val="000000"/>
+          <w:kern w:val="0"/>
+          <w:sz w:val="20"/>
+          <w:szCs w:val="20"/>
+          <w:lang w:val="en-US" w:eastAsia="zh-CN" w:bidi="ar"/>
+        </w:rPr>
+        <w:t>              "requestVariables": [],</w:t>
+      </w:r>
+    </w:p>
+    <w:p>
+      <w:pPr>
+        <w:pStyle w:val="85"/>
+        <w:keepNext w:val="0"/>
+        <w:keepLines w:val="0"/>
+        <w:widowControl/>
+        <w:suppressLineNumbers w:val="0"/>
+        <w:spacing w:before="0" w:beforeAutospacing="0" w:after="0" w:afterAutospacing="0" w:line="240" w:lineRule="auto"/>
+        <w:ind w:left="0" w:right="0" w:firstLine="0" w:firstLineChars="0"/>
+        <w:jc w:val="left"/>
+        <w:rPr>
+          <w:rFonts w:hint="default" w:ascii="Courier New Regular" w:hAnsi="Courier New Regular" w:cs="Courier New Regular"/>
+          <w:sz w:val="20"/>
+          <w:szCs w:val="20"/>
+        </w:rPr>
+      </w:pPr>
+      <w:r>
+        <w:rPr>
+          <w:rFonts w:hint="default" w:ascii="Courier New Regular" w:hAnsi="Courier New Regular" w:eastAsia="menlo" w:cs="Courier New Regular"/>
+          <w:color w:val="000000"/>
+          <w:kern w:val="0"/>
+          <w:sz w:val="20"/>
+          <w:szCs w:val="20"/>
+          <w:lang w:val="en-US" w:eastAsia="zh-CN" w:bidi="ar"/>
+        </w:rPr>
+        <w:t>              "responses": {},</w:t>
+      </w:r>
+    </w:p>
+    <w:p>
+      <w:pPr>
+        <w:pStyle w:val="85"/>
+        <w:keepNext w:val="0"/>
+        <w:keepLines w:val="0"/>
+        <w:widowControl/>
+        <w:suppressLineNumbers w:val="0"/>
+        <w:spacing w:before="0" w:beforeAutospacing="0" w:after="0" w:afterAutospacing="0" w:line="240" w:lineRule="auto"/>
+        <w:ind w:left="0" w:right="0" w:firstLine="0" w:firstLineChars="0"/>
+        <w:jc w:val="left"/>
+        <w:rPr>
+          <w:rFonts w:hint="default" w:ascii="Courier New Regular" w:hAnsi="Courier New Regular" w:cs="Courier New Regular"/>
+          <w:sz w:val="20"/>
+          <w:szCs w:val="20"/>
+        </w:rPr>
+      </w:pPr>
+      <w:r>
+        <w:rPr>
+          <w:rFonts w:hint="default" w:ascii="Courier New Regular" w:hAnsi="Courier New Regular" w:eastAsia="menlo" w:cs="Courier New Regular"/>
+          <w:color w:val="000000"/>
+          <w:kern w:val="0"/>
+          <w:sz w:val="20"/>
+          <w:szCs w:val="20"/>
+          <w:lang w:val="en-US" w:eastAsia="zh-CN" w:bidi="ar"/>
+        </w:rPr>
+        <w:t>              "description": null</w:t>
+      </w:r>
+    </w:p>
+    <w:p>
+      <w:pPr>
+        <w:pStyle w:val="85"/>
+        <w:keepNext w:val="0"/>
+        <w:keepLines w:val="0"/>
+        <w:widowControl/>
+        <w:suppressLineNumbers w:val="0"/>
+        <w:spacing w:before="0" w:beforeAutospacing="0" w:after="0" w:afterAutospacing="0" w:line="240" w:lineRule="auto"/>
+        <w:ind w:left="0" w:right="0" w:firstLine="0" w:firstLineChars="0"/>
+        <w:jc w:val="left"/>
+        <w:rPr>
+          <w:rFonts w:hint="default" w:ascii="Courier New Regular" w:hAnsi="Courier New Regular" w:cs="Courier New Regular"/>
+          <w:sz w:val="20"/>
+          <w:szCs w:val="20"/>
+        </w:rPr>
+      </w:pPr>
+      <w:r>
+        <w:rPr>
+          <w:rFonts w:hint="default" w:ascii="Courier New Regular" w:hAnsi="Courier New Regular" w:eastAsia="menlo" w:cs="Courier New Regular"/>
+          <w:color w:val="000000"/>
+          <w:kern w:val="0"/>
+          <w:sz w:val="20"/>
+          <w:szCs w:val="20"/>
+          <w:lang w:val="en-US" w:eastAsia="zh-CN" w:bidi="ar"/>
+        </w:rPr>
+        <w:t>            },</w:t>
+      </w:r>
+    </w:p>
+    <w:p>
+      <w:pPr>
+        <w:pStyle w:val="85"/>
+        <w:keepNext w:val="0"/>
+        <w:keepLines w:val="0"/>
+        <w:widowControl/>
+        <w:suppressLineNumbers w:val="0"/>
+        <w:spacing w:before="0" w:beforeAutospacing="0" w:after="0" w:afterAutospacing="0" w:line="240" w:lineRule="auto"/>
+        <w:ind w:left="0" w:right="0" w:firstLine="0" w:firstLineChars="0"/>
+        <w:jc w:val="left"/>
+        <w:rPr>
+          <w:rFonts w:hint="default" w:ascii="Courier New Regular" w:hAnsi="Courier New Regular" w:cs="Courier New Regular"/>
+          <w:sz w:val="20"/>
+          <w:szCs w:val="20"/>
+        </w:rPr>
+      </w:pPr>
+      <w:r>
+        <w:rPr>
+          <w:rFonts w:hint="default" w:ascii="Courier New Regular" w:hAnsi="Courier New Regular" w:eastAsia="menlo" w:cs="Courier New Regular"/>
+          <w:color w:val="000000"/>
+          <w:kern w:val="0"/>
+          <w:sz w:val="20"/>
+          <w:szCs w:val="20"/>
+          <w:lang w:val="en-US" w:eastAsia="zh-CN" w:bidi="ar"/>
+        </w:rPr>
+        <w:t>            {</w:t>
+      </w:r>
+    </w:p>
+    <w:p>
+      <w:pPr>
+        <w:pStyle w:val="85"/>
+        <w:keepNext w:val="0"/>
+        <w:keepLines w:val="0"/>
+        <w:widowControl/>
+        <w:suppressLineNumbers w:val="0"/>
+        <w:spacing w:before="0" w:beforeAutospacing="0" w:after="0" w:afterAutospacing="0" w:line="240" w:lineRule="auto"/>
+        <w:ind w:left="0" w:right="0" w:firstLine="0" w:firstLineChars="0"/>
+        <w:jc w:val="left"/>
+        <w:rPr>
+          <w:rFonts w:hint="default" w:ascii="Courier New Regular" w:hAnsi="Courier New Regular" w:cs="Courier New Regular"/>
+          <w:sz w:val="20"/>
+          <w:szCs w:val="20"/>
+        </w:rPr>
+      </w:pPr>
+      <w:r>
+        <w:rPr>
+          <w:rFonts w:hint="default" w:ascii="Courier New Regular" w:hAnsi="Courier New Regular" w:eastAsia="menlo" w:cs="Courier New Regular"/>
+          <w:color w:val="000000"/>
+          <w:kern w:val="0"/>
+          <w:sz w:val="20"/>
+          <w:szCs w:val="20"/>
+          <w:lang w:val="en-US" w:eastAsia="zh-CN" w:bidi="ar"/>
+        </w:rPr>
+        <w:t>              "v": "17",</w:t>
+      </w:r>
+    </w:p>
+    <w:p>
+      <w:pPr>
+        <w:pStyle w:val="85"/>
+        <w:keepNext w:val="0"/>
+        <w:keepLines w:val="0"/>
+        <w:widowControl/>
+        <w:suppressLineNumbers w:val="0"/>
+        <w:spacing w:before="0" w:beforeAutospacing="0" w:after="0" w:afterAutospacing="0" w:line="240" w:lineRule="auto"/>
+        <w:ind w:left="0" w:right="0" w:firstLine="0" w:firstLineChars="0"/>
+        <w:jc w:val="left"/>
+        <w:rPr>
+          <w:rFonts w:hint="default" w:ascii="Courier New Regular" w:hAnsi="Courier New Regular" w:cs="Courier New Regular"/>
+          <w:sz w:val="20"/>
+          <w:szCs w:val="20"/>
+        </w:rPr>
+      </w:pPr>
+      <w:r>
+        <w:rPr>
+          <w:rFonts w:hint="default" w:ascii="Courier New Regular" w:hAnsi="Courier New Regular" w:eastAsia="menlo" w:cs="Courier New Regular"/>
+          <w:color w:val="000000"/>
+          <w:kern w:val="0"/>
+          <w:sz w:val="20"/>
+          <w:szCs w:val="20"/>
+          <w:lang w:val="en-US" w:eastAsia="zh-CN" w:bidi="ar"/>
+        </w:rPr>
+        <w:t>              "name": "logout",</w:t>
+      </w:r>
+    </w:p>
+    <w:p>
+      <w:pPr>
+        <w:pStyle w:val="85"/>
+        <w:keepNext w:val="0"/>
+        <w:keepLines w:val="0"/>
+        <w:widowControl/>
+        <w:suppressLineNumbers w:val="0"/>
+        <w:spacing w:before="0" w:beforeAutospacing="0" w:after="0" w:afterAutospacing="0" w:line="240" w:lineRule="auto"/>
+        <w:ind w:left="0" w:right="0" w:firstLine="0" w:firstLineChars="0"/>
+        <w:jc w:val="left"/>
+        <w:rPr>
+          <w:rFonts w:hint="default" w:ascii="Courier New Regular" w:hAnsi="Courier New Regular" w:cs="Courier New Regular"/>
+          <w:sz w:val="20"/>
+          <w:szCs w:val="20"/>
+        </w:rPr>
+      </w:pPr>
+      <w:r>
+        <w:rPr>
+          <w:rFonts w:hint="default" w:ascii="Courier New Regular" w:hAnsi="Courier New Regular" w:eastAsia="menlo" w:cs="Courier New Regular"/>
+          <w:color w:val="000000"/>
+          <w:kern w:val="0"/>
+          <w:sz w:val="20"/>
+          <w:szCs w:val="20"/>
+          <w:lang w:val="en-US" w:eastAsia="zh-CN" w:bidi="ar"/>
+        </w:rPr>
+        <w:t>              "method": "POST",</w:t>
+      </w:r>
+    </w:p>
+    <w:p>
+      <w:pPr>
+        <w:pStyle w:val="85"/>
+        <w:keepNext w:val="0"/>
+        <w:keepLines w:val="0"/>
+        <w:widowControl/>
+        <w:suppressLineNumbers w:val="0"/>
+        <w:spacing w:before="0" w:beforeAutospacing="0" w:after="0" w:afterAutospacing="0" w:line="240" w:lineRule="auto"/>
+        <w:ind w:left="0" w:right="0" w:firstLine="0" w:firstLineChars="0"/>
+        <w:jc w:val="left"/>
+        <w:rPr>
+          <w:rFonts w:hint="default" w:ascii="Courier New Regular" w:hAnsi="Courier New Regular" w:cs="Courier New Regular"/>
+          <w:sz w:val="20"/>
+          <w:szCs w:val="20"/>
+        </w:rPr>
+      </w:pPr>
+      <w:r>
+        <w:rPr>
+          <w:rFonts w:hint="default" w:ascii="Courier New Regular" w:hAnsi="Courier New Regular" w:eastAsia="menlo" w:cs="Courier New Regular"/>
+          <w:color w:val="000000"/>
+          <w:kern w:val="0"/>
+          <w:sz w:val="20"/>
+          <w:szCs w:val="20"/>
+          <w:lang w:val="en-US" w:eastAsia="zh-CN" w:bidi="ar"/>
+        </w:rPr>
+        <w:t>              "endpoint": "&lt;&lt;url&gt;&gt;/auth/logout",</w:t>
+      </w:r>
+    </w:p>
+    <w:p>
+      <w:pPr>
+        <w:pStyle w:val="85"/>
+        <w:keepNext w:val="0"/>
+        <w:keepLines w:val="0"/>
+        <w:widowControl/>
+        <w:suppressLineNumbers w:val="0"/>
+        <w:spacing w:before="0" w:beforeAutospacing="0" w:after="0" w:afterAutospacing="0" w:line="240" w:lineRule="auto"/>
+        <w:ind w:left="0" w:right="0" w:firstLine="0" w:firstLineChars="0"/>
+        <w:jc w:val="left"/>
+        <w:rPr>
+          <w:rFonts w:hint="default" w:ascii="Courier New Regular" w:hAnsi="Courier New Regular" w:cs="Courier New Regular"/>
+          <w:sz w:val="20"/>
+          <w:szCs w:val="20"/>
+        </w:rPr>
+      </w:pPr>
+      <w:r>
+        <w:rPr>
+          <w:rFonts w:hint="default" w:ascii="Courier New Regular" w:hAnsi="Courier New Regular" w:eastAsia="menlo" w:cs="Courier New Regular"/>
+          <w:color w:val="000000"/>
+          <w:kern w:val="0"/>
+          <w:sz w:val="20"/>
+          <w:szCs w:val="20"/>
+          <w:lang w:val="en-US" w:eastAsia="zh-CN" w:bidi="ar"/>
+        </w:rPr>
+        <w:t>              "params": [],</w:t>
+      </w:r>
+    </w:p>
+    <w:p>
+      <w:pPr>
+        <w:pStyle w:val="85"/>
+        <w:keepNext w:val="0"/>
+        <w:keepLines w:val="0"/>
+        <w:widowControl/>
+        <w:suppressLineNumbers w:val="0"/>
+        <w:spacing w:before="0" w:beforeAutospacing="0" w:after="0" w:afterAutospacing="0" w:line="240" w:lineRule="auto"/>
+        <w:ind w:left="0" w:right="0" w:firstLine="0" w:firstLineChars="0"/>
+        <w:jc w:val="left"/>
+        <w:rPr>
+          <w:rFonts w:hint="default" w:ascii="Courier New Regular" w:hAnsi="Courier New Regular" w:cs="Courier New Regular"/>
+          <w:sz w:val="20"/>
+          <w:szCs w:val="20"/>
+        </w:rPr>
+      </w:pPr>
+      <w:r>
+        <w:rPr>
+          <w:rFonts w:hint="default" w:ascii="Courier New Regular" w:hAnsi="Courier New Regular" w:eastAsia="menlo" w:cs="Courier New Regular"/>
+          <w:color w:val="000000"/>
+          <w:kern w:val="0"/>
+          <w:sz w:val="20"/>
+          <w:szCs w:val="20"/>
+          <w:lang w:val="en-US" w:eastAsia="zh-CN" w:bidi="ar"/>
+        </w:rPr>
+        <w:t>              "headers": [],</w:t>
+      </w:r>
+    </w:p>
+    <w:p>
+      <w:pPr>
+        <w:pStyle w:val="85"/>
+        <w:keepNext w:val="0"/>
+        <w:keepLines w:val="0"/>
+        <w:widowControl/>
+        <w:suppressLineNumbers w:val="0"/>
+        <w:spacing w:before="0" w:beforeAutospacing="0" w:after="0" w:afterAutospacing="0" w:line="240" w:lineRule="auto"/>
+        <w:ind w:left="0" w:right="0" w:firstLine="0" w:firstLineChars="0"/>
+        <w:jc w:val="left"/>
+        <w:rPr>
+          <w:rFonts w:hint="default" w:ascii="Courier New Regular" w:hAnsi="Courier New Regular" w:cs="Courier New Regular"/>
+          <w:sz w:val="20"/>
+          <w:szCs w:val="20"/>
+        </w:rPr>
+      </w:pPr>
+      <w:r>
+        <w:rPr>
+          <w:rFonts w:hint="default" w:ascii="Courier New Regular" w:hAnsi="Courier New Regular" w:eastAsia="menlo" w:cs="Courier New Regular"/>
+          <w:color w:val="000000"/>
+          <w:kern w:val="0"/>
+          <w:sz w:val="20"/>
+          <w:szCs w:val="20"/>
+          <w:lang w:val="en-US" w:eastAsia="zh-CN" w:bidi="ar"/>
+        </w:rPr>
+        <w:t>              "preRequestScript": "",</w:t>
+      </w:r>
+    </w:p>
+    <w:p>
+      <w:pPr>
+        <w:pStyle w:val="85"/>
+        <w:keepNext w:val="0"/>
+        <w:keepLines w:val="0"/>
+        <w:widowControl/>
+        <w:suppressLineNumbers w:val="0"/>
+        <w:spacing w:before="0" w:beforeAutospacing="0" w:after="0" w:afterAutospacing="0" w:line="240" w:lineRule="auto"/>
+        <w:ind w:left="0" w:right="0" w:firstLine="0" w:firstLineChars="0"/>
+        <w:jc w:val="left"/>
+        <w:rPr>
+          <w:rFonts w:hint="default" w:ascii="Courier New Regular" w:hAnsi="Courier New Regular" w:cs="Courier New Regular"/>
+          <w:sz w:val="20"/>
+          <w:szCs w:val="20"/>
+        </w:rPr>
+      </w:pPr>
+      <w:r>
+        <w:rPr>
+          <w:rFonts w:hint="default" w:ascii="Courier New Regular" w:hAnsi="Courier New Regular" w:eastAsia="menlo" w:cs="Courier New Regular"/>
+          <w:color w:val="000000"/>
+          <w:kern w:val="0"/>
+          <w:sz w:val="20"/>
+          <w:szCs w:val="20"/>
+          <w:lang w:val="en-US" w:eastAsia="zh-CN" w:bidi="ar"/>
+        </w:rPr>
+        <w:t>              "testScript": "pw.test(\"logout success\", () =&gt; {\n    pw.expect(pw.response.body.message).toBe(\"logout success\")\n})",</w:t>
+      </w:r>
+    </w:p>
+    <w:p>
+      <w:pPr>
+        <w:pStyle w:val="85"/>
+        <w:keepNext w:val="0"/>
+        <w:keepLines w:val="0"/>
+        <w:widowControl/>
+        <w:suppressLineNumbers w:val="0"/>
+        <w:spacing w:before="0" w:beforeAutospacing="0" w:after="0" w:afterAutospacing="0" w:line="240" w:lineRule="auto"/>
+        <w:ind w:left="0" w:right="0" w:firstLine="0" w:firstLineChars="0"/>
+        <w:jc w:val="left"/>
+        <w:rPr>
+          <w:rFonts w:hint="default" w:ascii="Courier New Regular" w:hAnsi="Courier New Regular" w:cs="Courier New Regular"/>
+          <w:sz w:val="20"/>
+          <w:szCs w:val="20"/>
+        </w:rPr>
+      </w:pPr>
+      <w:r>
+        <w:rPr>
+          <w:rFonts w:hint="default" w:ascii="Courier New Regular" w:hAnsi="Courier New Regular" w:eastAsia="menlo" w:cs="Courier New Regular"/>
+          <w:color w:val="000000"/>
+          <w:kern w:val="0"/>
+          <w:sz w:val="20"/>
+          <w:szCs w:val="20"/>
+          <w:lang w:val="en-US" w:eastAsia="zh-CN" w:bidi="ar"/>
+        </w:rPr>
+        <w:t>              "auth": {</w:t>
+      </w:r>
+    </w:p>
+    <w:p>
+      <w:pPr>
+        <w:pStyle w:val="85"/>
+        <w:keepNext w:val="0"/>
+        <w:keepLines w:val="0"/>
+        <w:widowControl/>
+        <w:suppressLineNumbers w:val="0"/>
+        <w:spacing w:before="0" w:beforeAutospacing="0" w:after="0" w:afterAutospacing="0" w:line="240" w:lineRule="auto"/>
+        <w:ind w:left="0" w:right="0" w:firstLine="0" w:firstLineChars="0"/>
+        <w:jc w:val="left"/>
+        <w:rPr>
+          <w:rFonts w:hint="default" w:ascii="Courier New Regular" w:hAnsi="Courier New Regular" w:cs="Courier New Regular"/>
+          <w:sz w:val="20"/>
+          <w:szCs w:val="20"/>
+        </w:rPr>
+      </w:pPr>
+      <w:r>
+        <w:rPr>
+          <w:rFonts w:hint="default" w:ascii="Courier New Regular" w:hAnsi="Courier New Regular" w:eastAsia="menlo" w:cs="Courier New Regular"/>
+          <w:color w:val="000000"/>
+          <w:kern w:val="0"/>
+          <w:sz w:val="20"/>
+          <w:szCs w:val="20"/>
+          <w:lang w:val="en-US" w:eastAsia="zh-CN" w:bidi="ar"/>
+        </w:rPr>
+        <w:t>                "authType": "inherit",</w:t>
+      </w:r>
+    </w:p>
+    <w:p>
+      <w:pPr>
+        <w:pStyle w:val="85"/>
+        <w:keepNext w:val="0"/>
+        <w:keepLines w:val="0"/>
+        <w:widowControl/>
+        <w:suppressLineNumbers w:val="0"/>
+        <w:spacing w:before="0" w:beforeAutospacing="0" w:after="0" w:afterAutospacing="0" w:line="240" w:lineRule="auto"/>
+        <w:ind w:left="0" w:right="0" w:firstLine="0" w:firstLineChars="0"/>
+        <w:jc w:val="left"/>
+        <w:rPr>
+          <w:rFonts w:hint="default" w:ascii="Courier New Regular" w:hAnsi="Courier New Regular" w:cs="Courier New Regular"/>
+          <w:sz w:val="20"/>
+          <w:szCs w:val="20"/>
+        </w:rPr>
+      </w:pPr>
+      <w:r>
+        <w:rPr>
+          <w:rFonts w:hint="default" w:ascii="Courier New Regular" w:hAnsi="Courier New Regular" w:eastAsia="menlo" w:cs="Courier New Regular"/>
+          <w:color w:val="000000"/>
+          <w:kern w:val="0"/>
+          <w:sz w:val="20"/>
+          <w:szCs w:val="20"/>
+          <w:lang w:val="en-US" w:eastAsia="zh-CN" w:bidi="ar"/>
+        </w:rPr>
+        <w:t>                "authActive": true</w:t>
+      </w:r>
+    </w:p>
+    <w:p>
+      <w:pPr>
+        <w:pStyle w:val="85"/>
+        <w:keepNext w:val="0"/>
+        <w:keepLines w:val="0"/>
+        <w:widowControl/>
+        <w:suppressLineNumbers w:val="0"/>
+        <w:spacing w:before="0" w:beforeAutospacing="0" w:after="0" w:afterAutospacing="0" w:line="240" w:lineRule="auto"/>
+        <w:ind w:left="0" w:right="0" w:firstLine="0" w:firstLineChars="0"/>
+        <w:jc w:val="left"/>
+        <w:rPr>
+          <w:rFonts w:hint="default" w:ascii="Courier New Regular" w:hAnsi="Courier New Regular" w:cs="Courier New Regular"/>
+          <w:sz w:val="20"/>
+          <w:szCs w:val="20"/>
+        </w:rPr>
+      </w:pPr>
+      <w:r>
+        <w:rPr>
+          <w:rFonts w:hint="default" w:ascii="Courier New Regular" w:hAnsi="Courier New Regular" w:eastAsia="menlo" w:cs="Courier New Regular"/>
+          <w:color w:val="000000"/>
+          <w:kern w:val="0"/>
+          <w:sz w:val="20"/>
+          <w:szCs w:val="20"/>
+          <w:lang w:val="en-US" w:eastAsia="zh-CN" w:bidi="ar"/>
+        </w:rPr>
+        <w:t>              },</w:t>
+      </w:r>
+    </w:p>
+    <w:p>
+      <w:pPr>
+        <w:pStyle w:val="85"/>
+        <w:keepNext w:val="0"/>
+        <w:keepLines w:val="0"/>
+        <w:widowControl/>
+        <w:suppressLineNumbers w:val="0"/>
+        <w:spacing w:before="0" w:beforeAutospacing="0" w:after="0" w:afterAutospacing="0" w:line="240" w:lineRule="auto"/>
+        <w:ind w:left="0" w:right="0" w:firstLine="0" w:firstLineChars="0"/>
+        <w:jc w:val="left"/>
+        <w:rPr>
+          <w:rFonts w:hint="default" w:ascii="Courier New Regular" w:hAnsi="Courier New Regular" w:cs="Courier New Regular"/>
+          <w:sz w:val="20"/>
+          <w:szCs w:val="20"/>
+        </w:rPr>
+      </w:pPr>
+      <w:r>
+        <w:rPr>
+          <w:rFonts w:hint="default" w:ascii="Courier New Regular" w:hAnsi="Courier New Regular" w:eastAsia="menlo" w:cs="Courier New Regular"/>
+          <w:color w:val="000000"/>
+          <w:kern w:val="0"/>
+          <w:sz w:val="20"/>
+          <w:szCs w:val="20"/>
+          <w:lang w:val="en-US" w:eastAsia="zh-CN" w:bidi="ar"/>
+        </w:rPr>
+        <w:t>              "body": {</w:t>
+      </w:r>
+    </w:p>
+    <w:p>
+      <w:pPr>
+        <w:pStyle w:val="85"/>
+        <w:keepNext w:val="0"/>
+        <w:keepLines w:val="0"/>
+        <w:widowControl/>
+        <w:suppressLineNumbers w:val="0"/>
+        <w:spacing w:before="0" w:beforeAutospacing="0" w:after="0" w:afterAutospacing="0" w:line="240" w:lineRule="auto"/>
+        <w:ind w:left="0" w:right="0" w:firstLine="0" w:firstLineChars="0"/>
+        <w:jc w:val="left"/>
+        <w:rPr>
+          <w:rFonts w:hint="default" w:ascii="Courier New Regular" w:hAnsi="Courier New Regular" w:cs="Courier New Regular"/>
+          <w:sz w:val="20"/>
+          <w:szCs w:val="20"/>
+        </w:rPr>
+      </w:pPr>
+      <w:r>
+        <w:rPr>
+          <w:rFonts w:hint="default" w:ascii="Courier New Regular" w:hAnsi="Courier New Regular" w:eastAsia="menlo" w:cs="Courier New Regular"/>
+          <w:color w:val="000000"/>
+          <w:kern w:val="0"/>
+          <w:sz w:val="20"/>
+          <w:szCs w:val="20"/>
+          <w:lang w:val="en-US" w:eastAsia="zh-CN" w:bidi="ar"/>
+        </w:rPr>
+        <w:t>                "contentType": "application/json",</w:t>
+      </w:r>
+    </w:p>
+    <w:p>
+      <w:pPr>
+        <w:pStyle w:val="85"/>
+        <w:keepNext w:val="0"/>
+        <w:keepLines w:val="0"/>
+        <w:widowControl/>
+        <w:suppressLineNumbers w:val="0"/>
+        <w:spacing w:before="0" w:beforeAutospacing="0" w:after="0" w:afterAutospacing="0" w:line="240" w:lineRule="auto"/>
+        <w:ind w:left="0" w:right="0" w:firstLine="0" w:firstLineChars="0"/>
+        <w:jc w:val="left"/>
+        <w:rPr>
+          <w:rFonts w:hint="default" w:ascii="Courier New Regular" w:hAnsi="Courier New Regular" w:cs="Courier New Regular"/>
+          <w:sz w:val="20"/>
+          <w:szCs w:val="20"/>
+        </w:rPr>
+      </w:pPr>
+      <w:r>
+        <w:rPr>
+          <w:rFonts w:hint="default" w:ascii="Courier New Regular" w:hAnsi="Courier New Regular" w:eastAsia="menlo" w:cs="Courier New Regular"/>
+          <w:color w:val="000000"/>
+          <w:kern w:val="0"/>
+          <w:sz w:val="20"/>
+          <w:szCs w:val="20"/>
+          <w:lang w:val="en-US" w:eastAsia="zh-CN" w:bidi="ar"/>
+        </w:rPr>
+        <w:t>                "body": "{\n  \"refresh_token\": \"&lt;&lt;refresh_token&gt;&gt;\"\n}"</w:t>
+      </w:r>
+    </w:p>
+    <w:p>
+      <w:pPr>
+        <w:pStyle w:val="85"/>
+        <w:keepNext w:val="0"/>
+        <w:keepLines w:val="0"/>
+        <w:widowControl/>
+        <w:suppressLineNumbers w:val="0"/>
+        <w:spacing w:before="0" w:beforeAutospacing="0" w:after="0" w:afterAutospacing="0" w:line="240" w:lineRule="auto"/>
+        <w:ind w:left="0" w:right="0" w:firstLine="0" w:firstLineChars="0"/>
+        <w:jc w:val="left"/>
+        <w:rPr>
+          <w:rFonts w:hint="default" w:ascii="Courier New Regular" w:hAnsi="Courier New Regular" w:cs="Courier New Regular"/>
+          <w:sz w:val="20"/>
+          <w:szCs w:val="20"/>
+        </w:rPr>
+      </w:pPr>
+      <w:r>
+        <w:rPr>
+          <w:rFonts w:hint="default" w:ascii="Courier New Regular" w:hAnsi="Courier New Regular" w:eastAsia="menlo" w:cs="Courier New Regular"/>
+          <w:color w:val="000000"/>
+          <w:kern w:val="0"/>
+          <w:sz w:val="20"/>
+          <w:szCs w:val="20"/>
+          <w:lang w:val="en-US" w:eastAsia="zh-CN" w:bidi="ar"/>
+        </w:rPr>
+        <w:t>              },</w:t>
+      </w:r>
+    </w:p>
+    <w:p>
+      <w:pPr>
+        <w:pStyle w:val="85"/>
+        <w:keepNext w:val="0"/>
+        <w:keepLines w:val="0"/>
+        <w:widowControl/>
+        <w:suppressLineNumbers w:val="0"/>
+        <w:spacing w:before="0" w:beforeAutospacing="0" w:after="0" w:afterAutospacing="0" w:line="240" w:lineRule="auto"/>
+        <w:ind w:left="0" w:right="0" w:firstLine="0" w:firstLineChars="0"/>
+        <w:jc w:val="left"/>
+        <w:rPr>
+          <w:rFonts w:hint="default" w:ascii="Courier New Regular" w:hAnsi="Courier New Regular" w:cs="Courier New Regular"/>
+          <w:sz w:val="20"/>
+          <w:szCs w:val="20"/>
+        </w:rPr>
+      </w:pPr>
+      <w:r>
+        <w:rPr>
+          <w:rFonts w:hint="default" w:ascii="Courier New Regular" w:hAnsi="Courier New Regular" w:eastAsia="menlo" w:cs="Courier New Regular"/>
+          <w:color w:val="000000"/>
+          <w:kern w:val="0"/>
+          <w:sz w:val="20"/>
+          <w:szCs w:val="20"/>
+          <w:lang w:val="en-US" w:eastAsia="zh-CN" w:bidi="ar"/>
+        </w:rPr>
+        <w:t>              "requestVariables": [],</w:t>
+      </w:r>
+    </w:p>
+    <w:p>
+      <w:pPr>
+        <w:pStyle w:val="85"/>
+        <w:keepNext w:val="0"/>
+        <w:keepLines w:val="0"/>
+        <w:widowControl/>
+        <w:suppressLineNumbers w:val="0"/>
+        <w:spacing w:before="0" w:beforeAutospacing="0" w:after="0" w:afterAutospacing="0" w:line="240" w:lineRule="auto"/>
+        <w:ind w:left="0" w:right="0" w:firstLine="0" w:firstLineChars="0"/>
+        <w:jc w:val="left"/>
+        <w:rPr>
+          <w:rFonts w:hint="default" w:ascii="Courier New Regular" w:hAnsi="Courier New Regular" w:cs="Courier New Regular"/>
+          <w:sz w:val="20"/>
+          <w:szCs w:val="20"/>
+        </w:rPr>
+      </w:pPr>
+      <w:r>
+        <w:rPr>
+          <w:rFonts w:hint="default" w:ascii="Courier New Regular" w:hAnsi="Courier New Regular" w:eastAsia="menlo" w:cs="Courier New Regular"/>
+          <w:color w:val="000000"/>
+          <w:kern w:val="0"/>
+          <w:sz w:val="20"/>
+          <w:szCs w:val="20"/>
+          <w:lang w:val="en-US" w:eastAsia="zh-CN" w:bidi="ar"/>
+        </w:rPr>
+        <w:t>              "responses": {},</w:t>
+      </w:r>
+    </w:p>
+    <w:p>
+      <w:pPr>
+        <w:pStyle w:val="85"/>
+        <w:keepNext w:val="0"/>
+        <w:keepLines w:val="0"/>
+        <w:widowControl/>
+        <w:suppressLineNumbers w:val="0"/>
+        <w:spacing w:before="0" w:beforeAutospacing="0" w:after="0" w:afterAutospacing="0" w:line="240" w:lineRule="auto"/>
+        <w:ind w:left="0" w:right="0" w:firstLine="0" w:firstLineChars="0"/>
+        <w:jc w:val="left"/>
+        <w:rPr>
+          <w:rFonts w:hint="default" w:ascii="Courier New Regular" w:hAnsi="Courier New Regular" w:cs="Courier New Regular"/>
+          <w:sz w:val="20"/>
+          <w:szCs w:val="20"/>
+        </w:rPr>
+      </w:pPr>
+      <w:r>
+        <w:rPr>
+          <w:rFonts w:hint="default" w:ascii="Courier New Regular" w:hAnsi="Courier New Regular" w:eastAsia="menlo" w:cs="Courier New Regular"/>
+          <w:color w:val="000000"/>
+          <w:kern w:val="0"/>
+          <w:sz w:val="20"/>
+          <w:szCs w:val="20"/>
+          <w:lang w:val="en-US" w:eastAsia="zh-CN" w:bidi="ar"/>
+        </w:rPr>
+        <w:t>              "description": null</w:t>
+      </w:r>
+    </w:p>
+    <w:p>
+      <w:pPr>
+        <w:pStyle w:val="85"/>
+        <w:keepNext w:val="0"/>
+        <w:keepLines w:val="0"/>
+        <w:widowControl/>
+        <w:suppressLineNumbers w:val="0"/>
+        <w:spacing w:before="0" w:beforeAutospacing="0" w:after="0" w:afterAutospacing="0" w:line="240" w:lineRule="auto"/>
+        <w:ind w:left="0" w:right="0" w:firstLine="0" w:firstLineChars="0"/>
+        <w:jc w:val="left"/>
+        <w:rPr>
+          <w:rFonts w:hint="default" w:ascii="Courier New Regular" w:hAnsi="Courier New Regular" w:cs="Courier New Regular"/>
+          <w:sz w:val="20"/>
+          <w:szCs w:val="20"/>
+        </w:rPr>
+      </w:pPr>
+      <w:r>
+        <w:rPr>
+          <w:rFonts w:hint="default" w:ascii="Courier New Regular" w:hAnsi="Courier New Regular" w:eastAsia="menlo" w:cs="Courier New Regular"/>
+          <w:color w:val="000000"/>
+          <w:kern w:val="0"/>
+          <w:sz w:val="20"/>
+          <w:szCs w:val="20"/>
+          <w:lang w:val="en-US" w:eastAsia="zh-CN" w:bidi="ar"/>
+        </w:rPr>
+        <w:t>            },</w:t>
+      </w:r>
+    </w:p>
+    <w:p>
+      <w:pPr>
+        <w:pStyle w:val="85"/>
+        <w:keepNext w:val="0"/>
+        <w:keepLines w:val="0"/>
+        <w:widowControl/>
+        <w:suppressLineNumbers w:val="0"/>
+        <w:spacing w:before="0" w:beforeAutospacing="0" w:after="0" w:afterAutospacing="0" w:line="240" w:lineRule="auto"/>
+        <w:ind w:left="0" w:right="0" w:firstLine="0" w:firstLineChars="0"/>
+        <w:jc w:val="left"/>
+        <w:rPr>
+          <w:rFonts w:hint="default" w:ascii="Courier New Regular" w:hAnsi="Courier New Regular" w:cs="Courier New Regular"/>
+          <w:sz w:val="20"/>
+          <w:szCs w:val="20"/>
+        </w:rPr>
+      </w:pPr>
+      <w:r>
+        <w:rPr>
+          <w:rFonts w:hint="default" w:ascii="Courier New Regular" w:hAnsi="Courier New Regular" w:eastAsia="menlo" w:cs="Courier New Regular"/>
+          <w:color w:val="000000"/>
+          <w:kern w:val="0"/>
+          <w:sz w:val="20"/>
+          <w:szCs w:val="20"/>
+          <w:lang w:val="en-US" w:eastAsia="zh-CN" w:bidi="ar"/>
+        </w:rPr>
+        <w:t>            {</w:t>
+      </w:r>
+    </w:p>
+    <w:p>
+      <w:pPr>
+        <w:pStyle w:val="85"/>
+        <w:keepNext w:val="0"/>
+        <w:keepLines w:val="0"/>
+        <w:widowControl/>
+        <w:suppressLineNumbers w:val="0"/>
+        <w:spacing w:before="0" w:beforeAutospacing="0" w:after="0" w:afterAutospacing="0" w:line="240" w:lineRule="auto"/>
+        <w:ind w:left="0" w:right="0" w:firstLine="0" w:firstLineChars="0"/>
+        <w:jc w:val="left"/>
+        <w:rPr>
+          <w:rFonts w:hint="default" w:ascii="Courier New Regular" w:hAnsi="Courier New Regular" w:cs="Courier New Regular"/>
+          <w:sz w:val="20"/>
+          <w:szCs w:val="20"/>
+        </w:rPr>
+      </w:pPr>
+      <w:r>
+        <w:rPr>
+          <w:rFonts w:hint="default" w:ascii="Courier New Regular" w:hAnsi="Courier New Regular" w:eastAsia="menlo" w:cs="Courier New Regular"/>
+          <w:color w:val="000000"/>
+          <w:kern w:val="0"/>
+          <w:sz w:val="20"/>
+          <w:szCs w:val="20"/>
+          <w:lang w:val="en-US" w:eastAsia="zh-CN" w:bidi="ar"/>
+        </w:rPr>
+        <w:t>              "v": "17",</w:t>
+      </w:r>
+    </w:p>
+    <w:p>
+      <w:pPr>
+        <w:pStyle w:val="85"/>
+        <w:keepNext w:val="0"/>
+        <w:keepLines w:val="0"/>
+        <w:widowControl/>
+        <w:suppressLineNumbers w:val="0"/>
+        <w:spacing w:before="0" w:beforeAutospacing="0" w:after="0" w:afterAutospacing="0" w:line="240" w:lineRule="auto"/>
+        <w:ind w:left="0" w:right="0" w:firstLine="0" w:firstLineChars="0"/>
+        <w:jc w:val="left"/>
+        <w:rPr>
+          <w:rFonts w:hint="default" w:ascii="Courier New Regular" w:hAnsi="Courier New Regular" w:cs="Courier New Regular"/>
+          <w:sz w:val="20"/>
+          <w:szCs w:val="20"/>
+        </w:rPr>
+      </w:pPr>
+      <w:r>
+        <w:rPr>
+          <w:rFonts w:hint="default" w:ascii="Courier New Regular" w:hAnsi="Courier New Regular" w:eastAsia="menlo" w:cs="Courier New Regular"/>
+          <w:color w:val="000000"/>
+          <w:kern w:val="0"/>
+          <w:sz w:val="20"/>
+          <w:szCs w:val="20"/>
+          <w:lang w:val="en-US" w:eastAsia="zh-CN" w:bidi="ar"/>
+        </w:rPr>
+        <w:t>              "name": "hash",</w:t>
+      </w:r>
+    </w:p>
+    <w:p>
+      <w:pPr>
+        <w:pStyle w:val="85"/>
+        <w:keepNext w:val="0"/>
+        <w:keepLines w:val="0"/>
+        <w:widowControl/>
+        <w:suppressLineNumbers w:val="0"/>
+        <w:spacing w:before="0" w:beforeAutospacing="0" w:after="0" w:afterAutospacing="0" w:line="240" w:lineRule="auto"/>
+        <w:ind w:left="0" w:right="0" w:firstLine="0" w:firstLineChars="0"/>
+        <w:jc w:val="left"/>
+        <w:rPr>
+          <w:rFonts w:hint="default" w:ascii="Courier New Regular" w:hAnsi="Courier New Regular" w:cs="Courier New Regular"/>
+          <w:sz w:val="20"/>
+          <w:szCs w:val="20"/>
+        </w:rPr>
+      </w:pPr>
+      <w:r>
+        <w:rPr>
+          <w:rFonts w:hint="default" w:ascii="Courier New Regular" w:hAnsi="Courier New Regular" w:eastAsia="menlo" w:cs="Courier New Regular"/>
+          <w:color w:val="000000"/>
+          <w:kern w:val="0"/>
+          <w:sz w:val="20"/>
+          <w:szCs w:val="20"/>
+          <w:lang w:val="en-US" w:eastAsia="zh-CN" w:bidi="ar"/>
+        </w:rPr>
+        <w:t>              "method": "GET",</w:t>
+      </w:r>
+    </w:p>
+    <w:p>
+      <w:pPr>
+        <w:pStyle w:val="85"/>
+        <w:keepNext w:val="0"/>
+        <w:keepLines w:val="0"/>
+        <w:widowControl/>
+        <w:suppressLineNumbers w:val="0"/>
+        <w:spacing w:before="0" w:beforeAutospacing="0" w:after="0" w:afterAutospacing="0" w:line="240" w:lineRule="auto"/>
+        <w:ind w:left="0" w:right="0" w:firstLine="0" w:firstLineChars="0"/>
+        <w:jc w:val="left"/>
+        <w:rPr>
+          <w:rFonts w:hint="default" w:ascii="Courier New Regular" w:hAnsi="Courier New Regular" w:cs="Courier New Regular"/>
+          <w:sz w:val="20"/>
+          <w:szCs w:val="20"/>
+        </w:rPr>
+      </w:pPr>
+      <w:r>
+        <w:rPr>
+          <w:rFonts w:hint="default" w:ascii="Courier New Regular" w:hAnsi="Courier New Regular" w:eastAsia="menlo" w:cs="Courier New Regular"/>
+          <w:color w:val="000000"/>
+          <w:kern w:val="0"/>
+          <w:sz w:val="20"/>
+          <w:szCs w:val="20"/>
+          <w:lang w:val="en-US" w:eastAsia="zh-CN" w:bidi="ar"/>
+        </w:rPr>
+        <w:t>              "endpoint": "&lt;&lt;url&gt;&gt;/auth/hash?password=testik",</w:t>
+      </w:r>
+    </w:p>
+    <w:p>
+      <w:pPr>
+        <w:pStyle w:val="85"/>
+        <w:keepNext w:val="0"/>
+        <w:keepLines w:val="0"/>
+        <w:widowControl/>
+        <w:suppressLineNumbers w:val="0"/>
+        <w:spacing w:before="0" w:beforeAutospacing="0" w:after="0" w:afterAutospacing="0" w:line="240" w:lineRule="auto"/>
+        <w:ind w:left="0" w:right="0" w:firstLine="0" w:firstLineChars="0"/>
+        <w:jc w:val="left"/>
+        <w:rPr>
+          <w:rFonts w:hint="default" w:ascii="Courier New Regular" w:hAnsi="Courier New Regular" w:cs="Courier New Regular"/>
+          <w:sz w:val="20"/>
+          <w:szCs w:val="20"/>
+        </w:rPr>
+      </w:pPr>
+      <w:r>
+        <w:rPr>
+          <w:rFonts w:hint="default" w:ascii="Courier New Regular" w:hAnsi="Courier New Regular" w:eastAsia="menlo" w:cs="Courier New Regular"/>
+          <w:color w:val="000000"/>
+          <w:kern w:val="0"/>
+          <w:sz w:val="20"/>
+          <w:szCs w:val="20"/>
+          <w:lang w:val="en-US" w:eastAsia="zh-CN" w:bidi="ar"/>
+        </w:rPr>
+        <w:t>              "params": [],</w:t>
+      </w:r>
+    </w:p>
+    <w:p>
+      <w:pPr>
+        <w:pStyle w:val="85"/>
+        <w:keepNext w:val="0"/>
+        <w:keepLines w:val="0"/>
+        <w:widowControl/>
+        <w:suppressLineNumbers w:val="0"/>
+        <w:spacing w:before="0" w:beforeAutospacing="0" w:after="0" w:afterAutospacing="0" w:line="240" w:lineRule="auto"/>
+        <w:ind w:left="0" w:right="0" w:firstLine="0" w:firstLineChars="0"/>
+        <w:jc w:val="left"/>
+        <w:rPr>
+          <w:rFonts w:hint="default" w:ascii="Courier New Regular" w:hAnsi="Courier New Regular" w:cs="Courier New Regular"/>
+          <w:sz w:val="20"/>
+          <w:szCs w:val="20"/>
+        </w:rPr>
+      </w:pPr>
+      <w:r>
+        <w:rPr>
+          <w:rFonts w:hint="default" w:ascii="Courier New Regular" w:hAnsi="Courier New Regular" w:eastAsia="menlo" w:cs="Courier New Regular"/>
+          <w:color w:val="000000"/>
+          <w:kern w:val="0"/>
+          <w:sz w:val="20"/>
+          <w:szCs w:val="20"/>
+          <w:lang w:val="en-US" w:eastAsia="zh-CN" w:bidi="ar"/>
+        </w:rPr>
+        <w:t>              "headers": [],</w:t>
+      </w:r>
+    </w:p>
+    <w:p>
+      <w:pPr>
+        <w:pStyle w:val="85"/>
+        <w:keepNext w:val="0"/>
+        <w:keepLines w:val="0"/>
+        <w:widowControl/>
+        <w:suppressLineNumbers w:val="0"/>
+        <w:spacing w:before="0" w:beforeAutospacing="0" w:after="0" w:afterAutospacing="0" w:line="240" w:lineRule="auto"/>
+        <w:ind w:left="0" w:right="0" w:firstLine="0" w:firstLineChars="0"/>
+        <w:jc w:val="left"/>
+        <w:rPr>
+          <w:rFonts w:hint="default" w:ascii="Courier New Regular" w:hAnsi="Courier New Regular" w:cs="Courier New Regular"/>
+          <w:sz w:val="20"/>
+          <w:szCs w:val="20"/>
+        </w:rPr>
+      </w:pPr>
+      <w:r>
+        <w:rPr>
+          <w:rFonts w:hint="default" w:ascii="Courier New Regular" w:hAnsi="Courier New Regular" w:eastAsia="menlo" w:cs="Courier New Regular"/>
+          <w:color w:val="000000"/>
+          <w:kern w:val="0"/>
+          <w:sz w:val="20"/>
+          <w:szCs w:val="20"/>
+          <w:lang w:val="en-US" w:eastAsia="zh-CN" w:bidi="ar"/>
+        </w:rPr>
+        <w:t>              "preRequestScript": "",</w:t>
+      </w:r>
+    </w:p>
+    <w:p>
+      <w:pPr>
+        <w:pStyle w:val="85"/>
+        <w:keepNext w:val="0"/>
+        <w:keepLines w:val="0"/>
+        <w:widowControl/>
+        <w:suppressLineNumbers w:val="0"/>
+        <w:spacing w:before="0" w:beforeAutospacing="0" w:after="0" w:afterAutospacing="0" w:line="240" w:lineRule="auto"/>
+        <w:ind w:left="0" w:right="0" w:firstLine="0" w:firstLineChars="0"/>
+        <w:jc w:val="left"/>
+        <w:rPr>
+          <w:rFonts w:hint="default" w:ascii="Courier New Regular" w:hAnsi="Courier New Regular" w:cs="Courier New Regular"/>
+          <w:sz w:val="20"/>
+          <w:szCs w:val="20"/>
+        </w:rPr>
+      </w:pPr>
+      <w:r>
+        <w:rPr>
+          <w:rFonts w:hint="default" w:ascii="Courier New Regular" w:hAnsi="Courier New Regular" w:eastAsia="menlo" w:cs="Courier New Regular"/>
+          <w:color w:val="000000"/>
+          <w:kern w:val="0"/>
+          <w:sz w:val="20"/>
+          <w:szCs w:val="20"/>
+          <w:lang w:val="en-US" w:eastAsia="zh-CN" w:bidi="ar"/>
+        </w:rPr>
+        <w:t>              "testScript": "",</w:t>
+      </w:r>
+    </w:p>
+    <w:p>
+      <w:pPr>
+        <w:pStyle w:val="85"/>
+        <w:keepNext w:val="0"/>
+        <w:keepLines w:val="0"/>
+        <w:widowControl/>
+        <w:suppressLineNumbers w:val="0"/>
+        <w:spacing w:before="0" w:beforeAutospacing="0" w:after="0" w:afterAutospacing="0" w:line="240" w:lineRule="auto"/>
+        <w:ind w:left="0" w:right="0" w:firstLine="0" w:firstLineChars="0"/>
+        <w:jc w:val="left"/>
+        <w:rPr>
+          <w:rFonts w:hint="default" w:ascii="Courier New Regular" w:hAnsi="Courier New Regular" w:cs="Courier New Regular"/>
+          <w:sz w:val="20"/>
+          <w:szCs w:val="20"/>
+        </w:rPr>
+      </w:pPr>
+      <w:r>
+        <w:rPr>
+          <w:rFonts w:hint="default" w:ascii="Courier New Regular" w:hAnsi="Courier New Regular" w:eastAsia="menlo" w:cs="Courier New Regular"/>
+          <w:color w:val="000000"/>
+          <w:kern w:val="0"/>
+          <w:sz w:val="20"/>
+          <w:szCs w:val="20"/>
+          <w:lang w:val="en-US" w:eastAsia="zh-CN" w:bidi="ar"/>
+        </w:rPr>
+        <w:t>              "auth": {</w:t>
+      </w:r>
+    </w:p>
+    <w:p>
+      <w:pPr>
+        <w:pStyle w:val="85"/>
+        <w:keepNext w:val="0"/>
+        <w:keepLines w:val="0"/>
+        <w:widowControl/>
+        <w:suppressLineNumbers w:val="0"/>
+        <w:spacing w:before="0" w:beforeAutospacing="0" w:after="0" w:afterAutospacing="0" w:line="240" w:lineRule="auto"/>
+        <w:ind w:left="0" w:right="0" w:firstLine="0" w:firstLineChars="0"/>
+        <w:jc w:val="left"/>
+        <w:rPr>
+          <w:rFonts w:hint="default" w:ascii="Courier New Regular" w:hAnsi="Courier New Regular" w:cs="Courier New Regular"/>
+          <w:sz w:val="20"/>
+          <w:szCs w:val="20"/>
+        </w:rPr>
+      </w:pPr>
+      <w:r>
+        <w:rPr>
+          <w:rFonts w:hint="default" w:ascii="Courier New Regular" w:hAnsi="Courier New Regular" w:eastAsia="menlo" w:cs="Courier New Regular"/>
+          <w:color w:val="000000"/>
+          <w:kern w:val="0"/>
+          <w:sz w:val="20"/>
+          <w:szCs w:val="20"/>
+          <w:lang w:val="en-US" w:eastAsia="zh-CN" w:bidi="ar"/>
+        </w:rPr>
+        <w:t>                "authType": "inherit",</w:t>
+      </w:r>
+    </w:p>
+    <w:p>
+      <w:pPr>
+        <w:pStyle w:val="85"/>
+        <w:keepNext w:val="0"/>
+        <w:keepLines w:val="0"/>
+        <w:widowControl/>
+        <w:suppressLineNumbers w:val="0"/>
+        <w:spacing w:before="0" w:beforeAutospacing="0" w:after="0" w:afterAutospacing="0" w:line="240" w:lineRule="auto"/>
+        <w:ind w:left="0" w:right="0" w:firstLine="0" w:firstLineChars="0"/>
+        <w:jc w:val="left"/>
+        <w:rPr>
+          <w:rFonts w:hint="default" w:ascii="Courier New Regular" w:hAnsi="Courier New Regular" w:cs="Courier New Regular"/>
+          <w:sz w:val="20"/>
+          <w:szCs w:val="20"/>
+        </w:rPr>
+      </w:pPr>
+      <w:r>
+        <w:rPr>
+          <w:rFonts w:hint="default" w:ascii="Courier New Regular" w:hAnsi="Courier New Regular" w:eastAsia="menlo" w:cs="Courier New Regular"/>
+          <w:color w:val="000000"/>
+          <w:kern w:val="0"/>
+          <w:sz w:val="20"/>
+          <w:szCs w:val="20"/>
+          <w:lang w:val="en-US" w:eastAsia="zh-CN" w:bidi="ar"/>
+        </w:rPr>
+        <w:t>                "authActive": true</w:t>
+      </w:r>
+    </w:p>
+    <w:p>
+      <w:pPr>
+        <w:pStyle w:val="85"/>
+        <w:keepNext w:val="0"/>
+        <w:keepLines w:val="0"/>
+        <w:widowControl/>
+        <w:suppressLineNumbers w:val="0"/>
+        <w:spacing w:before="0" w:beforeAutospacing="0" w:after="0" w:afterAutospacing="0" w:line="240" w:lineRule="auto"/>
+        <w:ind w:left="0" w:right="0" w:firstLine="0" w:firstLineChars="0"/>
+        <w:jc w:val="left"/>
+        <w:rPr>
+          <w:rFonts w:hint="default" w:ascii="Courier New Regular" w:hAnsi="Courier New Regular" w:cs="Courier New Regular"/>
+          <w:sz w:val="20"/>
+          <w:szCs w:val="20"/>
+        </w:rPr>
+      </w:pPr>
+      <w:r>
+        <w:rPr>
+          <w:rFonts w:hint="default" w:ascii="Courier New Regular" w:hAnsi="Courier New Regular" w:eastAsia="menlo" w:cs="Courier New Regular"/>
+          <w:color w:val="000000"/>
+          <w:kern w:val="0"/>
+          <w:sz w:val="20"/>
+          <w:szCs w:val="20"/>
+          <w:lang w:val="en-US" w:eastAsia="zh-CN" w:bidi="ar"/>
+        </w:rPr>
+        <w:t>              },</w:t>
+      </w:r>
+    </w:p>
+    <w:p>
+      <w:pPr>
+        <w:pStyle w:val="85"/>
+        <w:keepNext w:val="0"/>
+        <w:keepLines w:val="0"/>
+        <w:widowControl/>
+        <w:suppressLineNumbers w:val="0"/>
+        <w:spacing w:before="0" w:beforeAutospacing="0" w:after="0" w:afterAutospacing="0" w:line="240" w:lineRule="auto"/>
+        <w:ind w:left="0" w:right="0" w:firstLine="0" w:firstLineChars="0"/>
+        <w:jc w:val="left"/>
+        <w:rPr>
+          <w:rFonts w:hint="default" w:ascii="Courier New Regular" w:hAnsi="Courier New Regular" w:cs="Courier New Regular"/>
+          <w:sz w:val="20"/>
+          <w:szCs w:val="20"/>
+        </w:rPr>
+      </w:pPr>
+      <w:r>
+        <w:rPr>
+          <w:rFonts w:hint="default" w:ascii="Courier New Regular" w:hAnsi="Courier New Regular" w:eastAsia="menlo" w:cs="Courier New Regular"/>
+          <w:color w:val="000000"/>
+          <w:kern w:val="0"/>
+          <w:sz w:val="20"/>
+          <w:szCs w:val="20"/>
+          <w:lang w:val="en-US" w:eastAsia="zh-CN" w:bidi="ar"/>
+        </w:rPr>
+        <w:t>              "body": {</w:t>
+      </w:r>
+    </w:p>
+    <w:p>
+      <w:pPr>
+        <w:pStyle w:val="85"/>
+        <w:keepNext w:val="0"/>
+        <w:keepLines w:val="0"/>
+        <w:widowControl/>
+        <w:suppressLineNumbers w:val="0"/>
+        <w:spacing w:before="0" w:beforeAutospacing="0" w:after="0" w:afterAutospacing="0" w:line="240" w:lineRule="auto"/>
+        <w:ind w:left="0" w:right="0" w:firstLine="0" w:firstLineChars="0"/>
+        <w:jc w:val="left"/>
+        <w:rPr>
+          <w:rFonts w:hint="default" w:ascii="Courier New Regular" w:hAnsi="Courier New Regular" w:cs="Courier New Regular"/>
+          <w:sz w:val="20"/>
+          <w:szCs w:val="20"/>
+        </w:rPr>
+      </w:pPr>
+      <w:r>
+        <w:rPr>
+          <w:rFonts w:hint="default" w:ascii="Courier New Regular" w:hAnsi="Courier New Regular" w:eastAsia="menlo" w:cs="Courier New Regular"/>
+          <w:color w:val="000000"/>
+          <w:kern w:val="0"/>
+          <w:sz w:val="20"/>
+          <w:szCs w:val="20"/>
+          <w:lang w:val="en-US" w:eastAsia="zh-CN" w:bidi="ar"/>
+        </w:rPr>
+        <w:t>                "contentType": null,</w:t>
+      </w:r>
+    </w:p>
+    <w:p>
+      <w:pPr>
+        <w:pStyle w:val="85"/>
+        <w:keepNext w:val="0"/>
+        <w:keepLines w:val="0"/>
+        <w:widowControl/>
+        <w:suppressLineNumbers w:val="0"/>
+        <w:spacing w:before="0" w:beforeAutospacing="0" w:after="0" w:afterAutospacing="0" w:line="240" w:lineRule="auto"/>
+        <w:ind w:left="0" w:right="0" w:firstLine="0" w:firstLineChars="0"/>
+        <w:jc w:val="left"/>
+        <w:rPr>
+          <w:rFonts w:hint="default" w:ascii="Courier New Regular" w:hAnsi="Courier New Regular" w:cs="Courier New Regular"/>
+          <w:sz w:val="20"/>
+          <w:szCs w:val="20"/>
+        </w:rPr>
+      </w:pPr>
+      <w:r>
+        <w:rPr>
+          <w:rFonts w:hint="default" w:ascii="Courier New Regular" w:hAnsi="Courier New Regular" w:eastAsia="menlo" w:cs="Courier New Regular"/>
+          <w:color w:val="000000"/>
+          <w:kern w:val="0"/>
+          <w:sz w:val="20"/>
+          <w:szCs w:val="20"/>
+          <w:lang w:val="en-US" w:eastAsia="zh-CN" w:bidi="ar"/>
+        </w:rPr>
+        <w:t>                "body": null</w:t>
+      </w:r>
+    </w:p>
+    <w:p>
+      <w:pPr>
+        <w:pStyle w:val="85"/>
+        <w:keepNext w:val="0"/>
+        <w:keepLines w:val="0"/>
+        <w:widowControl/>
+        <w:suppressLineNumbers w:val="0"/>
+        <w:spacing w:before="0" w:beforeAutospacing="0" w:after="0" w:afterAutospacing="0" w:line="240" w:lineRule="auto"/>
+        <w:ind w:left="0" w:right="0" w:firstLine="0" w:firstLineChars="0"/>
+        <w:jc w:val="left"/>
+        <w:rPr>
+          <w:rFonts w:hint="default" w:ascii="Courier New Regular" w:hAnsi="Courier New Regular" w:cs="Courier New Regular"/>
+          <w:sz w:val="20"/>
+          <w:szCs w:val="20"/>
+        </w:rPr>
+      </w:pPr>
+      <w:r>
+        <w:rPr>
+          <w:rFonts w:hint="default" w:ascii="Courier New Regular" w:hAnsi="Courier New Regular" w:eastAsia="menlo" w:cs="Courier New Regular"/>
+          <w:color w:val="000000"/>
+          <w:kern w:val="0"/>
+          <w:sz w:val="20"/>
+          <w:szCs w:val="20"/>
+          <w:lang w:val="en-US" w:eastAsia="zh-CN" w:bidi="ar"/>
+        </w:rPr>
+        <w:t>              },</w:t>
+      </w:r>
+    </w:p>
+    <w:p>
+      <w:pPr>
+        <w:pStyle w:val="85"/>
+        <w:keepNext w:val="0"/>
+        <w:keepLines w:val="0"/>
+        <w:widowControl/>
+        <w:suppressLineNumbers w:val="0"/>
+        <w:spacing w:before="0" w:beforeAutospacing="0" w:after="0" w:afterAutospacing="0" w:line="240" w:lineRule="auto"/>
+        <w:ind w:left="0" w:right="0" w:firstLine="0" w:firstLineChars="0"/>
+        <w:jc w:val="left"/>
+        <w:rPr>
+          <w:rFonts w:hint="default" w:ascii="Courier New Regular" w:hAnsi="Courier New Regular" w:cs="Courier New Regular"/>
+          <w:sz w:val="20"/>
+          <w:szCs w:val="20"/>
+        </w:rPr>
+      </w:pPr>
+      <w:r>
+        <w:rPr>
+          <w:rFonts w:hint="default" w:ascii="Courier New Regular" w:hAnsi="Courier New Regular" w:eastAsia="menlo" w:cs="Courier New Regular"/>
+          <w:color w:val="000000"/>
+          <w:kern w:val="0"/>
+          <w:sz w:val="20"/>
+          <w:szCs w:val="20"/>
+          <w:lang w:val="en-US" w:eastAsia="zh-CN" w:bidi="ar"/>
+        </w:rPr>
+        <w:t>              "requestVariables": [],</w:t>
+      </w:r>
+    </w:p>
+    <w:p>
+      <w:pPr>
+        <w:pStyle w:val="85"/>
+        <w:keepNext w:val="0"/>
+        <w:keepLines w:val="0"/>
+        <w:widowControl/>
+        <w:suppressLineNumbers w:val="0"/>
+        <w:spacing w:before="0" w:beforeAutospacing="0" w:after="0" w:afterAutospacing="0" w:line="240" w:lineRule="auto"/>
+        <w:ind w:left="0" w:right="0" w:firstLine="0" w:firstLineChars="0"/>
+        <w:jc w:val="left"/>
+        <w:rPr>
+          <w:rFonts w:hint="default" w:ascii="Courier New Regular" w:hAnsi="Courier New Regular" w:cs="Courier New Regular"/>
+          <w:sz w:val="20"/>
+          <w:szCs w:val="20"/>
+        </w:rPr>
+      </w:pPr>
+      <w:r>
+        <w:rPr>
+          <w:rFonts w:hint="default" w:ascii="Courier New Regular" w:hAnsi="Courier New Regular" w:eastAsia="menlo" w:cs="Courier New Regular"/>
+          <w:color w:val="000000"/>
+          <w:kern w:val="0"/>
+          <w:sz w:val="20"/>
+          <w:szCs w:val="20"/>
+          <w:lang w:val="en-US" w:eastAsia="zh-CN" w:bidi="ar"/>
+        </w:rPr>
+        <w:t>              "responses": {},</w:t>
+      </w:r>
+    </w:p>
+    <w:p>
+      <w:pPr>
+        <w:pStyle w:val="85"/>
+        <w:keepNext w:val="0"/>
+        <w:keepLines w:val="0"/>
+        <w:widowControl/>
+        <w:suppressLineNumbers w:val="0"/>
+        <w:spacing w:before="0" w:beforeAutospacing="0" w:after="0" w:afterAutospacing="0" w:line="240" w:lineRule="auto"/>
+        <w:ind w:left="0" w:right="0" w:firstLine="0" w:firstLineChars="0"/>
+        <w:jc w:val="left"/>
+        <w:rPr>
+          <w:rFonts w:hint="default" w:ascii="Courier New Regular" w:hAnsi="Courier New Regular" w:cs="Courier New Regular"/>
+          <w:sz w:val="20"/>
+          <w:szCs w:val="20"/>
+        </w:rPr>
+      </w:pPr>
+      <w:r>
+        <w:rPr>
+          <w:rFonts w:hint="default" w:ascii="Courier New Regular" w:hAnsi="Courier New Regular" w:eastAsia="menlo" w:cs="Courier New Regular"/>
+          <w:color w:val="000000"/>
+          <w:kern w:val="0"/>
+          <w:sz w:val="20"/>
+          <w:szCs w:val="20"/>
+          <w:lang w:val="en-US" w:eastAsia="zh-CN" w:bidi="ar"/>
+        </w:rPr>
+        <w:t>              "description": null</w:t>
+      </w:r>
+    </w:p>
+    <w:p>
+      <w:pPr>
+        <w:pStyle w:val="85"/>
+        <w:keepNext w:val="0"/>
+        <w:keepLines w:val="0"/>
+        <w:widowControl/>
+        <w:suppressLineNumbers w:val="0"/>
+        <w:spacing w:before="0" w:beforeAutospacing="0" w:after="0" w:afterAutospacing="0" w:line="240" w:lineRule="auto"/>
+        <w:ind w:left="0" w:right="0" w:firstLine="0" w:firstLineChars="0"/>
+        <w:jc w:val="left"/>
+        <w:rPr>
+          <w:rFonts w:hint="default" w:ascii="Courier New Regular" w:hAnsi="Courier New Regular" w:cs="Courier New Regular"/>
+          <w:sz w:val="20"/>
+          <w:szCs w:val="20"/>
+        </w:rPr>
+      </w:pPr>
+      <w:r>
+        <w:rPr>
+          <w:rFonts w:hint="default" w:ascii="Courier New Regular" w:hAnsi="Courier New Regular" w:eastAsia="menlo" w:cs="Courier New Regular"/>
+          <w:color w:val="000000"/>
+          <w:kern w:val="0"/>
+          <w:sz w:val="20"/>
+          <w:szCs w:val="20"/>
+          <w:lang w:val="en-US" w:eastAsia="zh-CN" w:bidi="ar"/>
+        </w:rPr>
+        <w:t>            }</w:t>
+      </w:r>
+    </w:p>
+    <w:p>
+      <w:pPr>
+        <w:pStyle w:val="85"/>
+        <w:keepNext w:val="0"/>
+        <w:keepLines w:val="0"/>
+        <w:widowControl/>
+        <w:suppressLineNumbers w:val="0"/>
+        <w:spacing w:before="0" w:beforeAutospacing="0" w:after="0" w:afterAutospacing="0" w:line="240" w:lineRule="auto"/>
+        <w:ind w:left="0" w:right="0" w:firstLine="0" w:firstLineChars="0"/>
+        <w:jc w:val="left"/>
+        <w:rPr>
+          <w:rFonts w:hint="default" w:ascii="Courier New Regular" w:hAnsi="Courier New Regular" w:cs="Courier New Regular"/>
+          <w:sz w:val="20"/>
+          <w:szCs w:val="20"/>
+        </w:rPr>
+      </w:pPr>
+      <w:r>
+        <w:rPr>
+          <w:rFonts w:hint="default" w:ascii="Courier New Regular" w:hAnsi="Courier New Regular" w:eastAsia="menlo" w:cs="Courier New Regular"/>
+          <w:color w:val="000000"/>
+          <w:kern w:val="0"/>
+          <w:sz w:val="20"/>
+          <w:szCs w:val="20"/>
+          <w:lang w:val="en-US" w:eastAsia="zh-CN" w:bidi="ar"/>
+        </w:rPr>
+        <w:t>          ],</w:t>
+      </w:r>
+    </w:p>
+    <w:p>
+      <w:pPr>
+        <w:pStyle w:val="85"/>
+        <w:keepNext w:val="0"/>
+        <w:keepLines w:val="0"/>
+        <w:widowControl/>
+        <w:suppressLineNumbers w:val="0"/>
+        <w:spacing w:before="0" w:beforeAutospacing="0" w:after="0" w:afterAutospacing="0" w:line="240" w:lineRule="auto"/>
+        <w:ind w:left="0" w:right="0" w:firstLine="0" w:firstLineChars="0"/>
+        <w:jc w:val="left"/>
+        <w:rPr>
+          <w:rFonts w:hint="default" w:ascii="Courier New Regular" w:hAnsi="Courier New Regular" w:cs="Courier New Regular"/>
+          <w:sz w:val="20"/>
+          <w:szCs w:val="20"/>
+        </w:rPr>
+      </w:pPr>
+      <w:r>
+        <w:rPr>
+          <w:rFonts w:hint="default" w:ascii="Courier New Regular" w:hAnsi="Courier New Regular" w:eastAsia="menlo" w:cs="Courier New Regular"/>
+          <w:color w:val="000000"/>
+          <w:kern w:val="0"/>
+          <w:sz w:val="20"/>
+          <w:szCs w:val="20"/>
+          <w:lang w:val="en-US" w:eastAsia="zh-CN" w:bidi="ar"/>
+        </w:rPr>
+        <w:t>          "auth": {</w:t>
+      </w:r>
+    </w:p>
+    <w:p>
+      <w:pPr>
+        <w:pStyle w:val="85"/>
+        <w:keepNext w:val="0"/>
+        <w:keepLines w:val="0"/>
+        <w:widowControl/>
+        <w:suppressLineNumbers w:val="0"/>
+        <w:spacing w:before="0" w:beforeAutospacing="0" w:after="0" w:afterAutospacing="0" w:line="240" w:lineRule="auto"/>
+        <w:ind w:left="0" w:right="0" w:firstLine="0" w:firstLineChars="0"/>
+        <w:jc w:val="left"/>
+        <w:rPr>
+          <w:rFonts w:hint="default" w:ascii="Courier New Regular" w:hAnsi="Courier New Regular" w:cs="Courier New Regular"/>
+          <w:sz w:val="20"/>
+          <w:szCs w:val="20"/>
+        </w:rPr>
+      </w:pPr>
+      <w:r>
+        <w:rPr>
+          <w:rFonts w:hint="default" w:ascii="Courier New Regular" w:hAnsi="Courier New Regular" w:eastAsia="menlo" w:cs="Courier New Regular"/>
+          <w:color w:val="000000"/>
+          <w:kern w:val="0"/>
+          <w:sz w:val="20"/>
+          <w:szCs w:val="20"/>
+          <w:lang w:val="en-US" w:eastAsia="zh-CN" w:bidi="ar"/>
+        </w:rPr>
+        <w:t>            "authType": "inherit",</w:t>
+      </w:r>
+    </w:p>
+    <w:p>
+      <w:pPr>
+        <w:pStyle w:val="85"/>
+        <w:keepNext w:val="0"/>
+        <w:keepLines w:val="0"/>
+        <w:widowControl/>
+        <w:suppressLineNumbers w:val="0"/>
+        <w:spacing w:before="0" w:beforeAutospacing="0" w:after="0" w:afterAutospacing="0" w:line="240" w:lineRule="auto"/>
+        <w:ind w:left="0" w:right="0" w:firstLine="0" w:firstLineChars="0"/>
+        <w:jc w:val="left"/>
+        <w:rPr>
+          <w:rFonts w:hint="default" w:ascii="Courier New Regular" w:hAnsi="Courier New Regular" w:cs="Courier New Regular"/>
+          <w:sz w:val="20"/>
+          <w:szCs w:val="20"/>
+        </w:rPr>
+      </w:pPr>
+      <w:r>
+        <w:rPr>
+          <w:rFonts w:hint="default" w:ascii="Courier New Regular" w:hAnsi="Courier New Regular" w:eastAsia="menlo" w:cs="Courier New Regular"/>
+          <w:color w:val="000000"/>
+          <w:kern w:val="0"/>
+          <w:sz w:val="20"/>
+          <w:szCs w:val="20"/>
+          <w:lang w:val="en-US" w:eastAsia="zh-CN" w:bidi="ar"/>
+        </w:rPr>
+        <w:t>            "authActive": true</w:t>
+      </w:r>
+    </w:p>
+    <w:p>
+      <w:pPr>
+        <w:pStyle w:val="85"/>
+        <w:keepNext w:val="0"/>
+        <w:keepLines w:val="0"/>
+        <w:widowControl/>
+        <w:suppressLineNumbers w:val="0"/>
+        <w:spacing w:before="0" w:beforeAutospacing="0" w:after="0" w:afterAutospacing="0" w:line="240" w:lineRule="auto"/>
+        <w:ind w:left="0" w:right="0" w:firstLine="0" w:firstLineChars="0"/>
+        <w:jc w:val="left"/>
+        <w:rPr>
+          <w:rFonts w:hint="default" w:ascii="Courier New Regular" w:hAnsi="Courier New Regular" w:cs="Courier New Regular"/>
+          <w:sz w:val="20"/>
+          <w:szCs w:val="20"/>
+        </w:rPr>
+      </w:pPr>
+      <w:r>
+        <w:rPr>
+          <w:rFonts w:hint="default" w:ascii="Courier New Regular" w:hAnsi="Courier New Regular" w:eastAsia="menlo" w:cs="Courier New Regular"/>
+          <w:color w:val="000000"/>
+          <w:kern w:val="0"/>
+          <w:sz w:val="20"/>
+          <w:szCs w:val="20"/>
+          <w:lang w:val="en-US" w:eastAsia="zh-CN" w:bidi="ar"/>
+        </w:rPr>
+        <w:t>          },</w:t>
+      </w:r>
+    </w:p>
+    <w:p>
+      <w:pPr>
+        <w:pStyle w:val="85"/>
+        <w:keepNext w:val="0"/>
+        <w:keepLines w:val="0"/>
+        <w:widowControl/>
+        <w:suppressLineNumbers w:val="0"/>
+        <w:spacing w:before="0" w:beforeAutospacing="0" w:after="0" w:afterAutospacing="0" w:line="240" w:lineRule="auto"/>
+        <w:ind w:left="0" w:right="0" w:firstLine="0" w:firstLineChars="0"/>
+        <w:jc w:val="left"/>
+        <w:rPr>
+          <w:rFonts w:hint="default" w:ascii="Courier New Regular" w:hAnsi="Courier New Regular" w:cs="Courier New Regular"/>
+          <w:sz w:val="20"/>
+          <w:szCs w:val="20"/>
+        </w:rPr>
+      </w:pPr>
+      <w:r>
+        <w:rPr>
+          <w:rFonts w:hint="default" w:ascii="Courier New Regular" w:hAnsi="Courier New Regular" w:eastAsia="menlo" w:cs="Courier New Regular"/>
+          <w:color w:val="000000"/>
+          <w:kern w:val="0"/>
+          <w:sz w:val="20"/>
+          <w:szCs w:val="20"/>
+          <w:lang w:val="en-US" w:eastAsia="zh-CN" w:bidi="ar"/>
+        </w:rPr>
+        <w:t>          "headers": [],</w:t>
+      </w:r>
+    </w:p>
+    <w:p>
+      <w:pPr>
+        <w:pStyle w:val="85"/>
+        <w:keepNext w:val="0"/>
+        <w:keepLines w:val="0"/>
+        <w:widowControl/>
+        <w:suppressLineNumbers w:val="0"/>
+        <w:spacing w:before="0" w:beforeAutospacing="0" w:after="0" w:afterAutospacing="0" w:line="240" w:lineRule="auto"/>
+        <w:ind w:left="0" w:right="0" w:firstLine="0" w:firstLineChars="0"/>
+        <w:jc w:val="left"/>
+        <w:rPr>
+          <w:rFonts w:hint="default" w:ascii="Courier New Regular" w:hAnsi="Courier New Regular" w:cs="Courier New Regular"/>
+          <w:sz w:val="20"/>
+          <w:szCs w:val="20"/>
+        </w:rPr>
+      </w:pPr>
+      <w:r>
+        <w:rPr>
+          <w:rFonts w:hint="default" w:ascii="Courier New Regular" w:hAnsi="Courier New Regular" w:eastAsia="menlo" w:cs="Courier New Regular"/>
+          <w:color w:val="000000"/>
+          <w:kern w:val="0"/>
+          <w:sz w:val="20"/>
+          <w:szCs w:val="20"/>
+          <w:lang w:val="en-US" w:eastAsia="zh-CN" w:bidi="ar"/>
+        </w:rPr>
+        <w:t>          "variables": [],</w:t>
+      </w:r>
+    </w:p>
+    <w:p>
+      <w:pPr>
+        <w:pStyle w:val="85"/>
+        <w:keepNext w:val="0"/>
+        <w:keepLines w:val="0"/>
+        <w:widowControl/>
+        <w:suppressLineNumbers w:val="0"/>
+        <w:spacing w:before="0" w:beforeAutospacing="0" w:after="0" w:afterAutospacing="0" w:line="240" w:lineRule="auto"/>
+        <w:ind w:left="0" w:right="0" w:firstLine="0" w:firstLineChars="0"/>
+        <w:jc w:val="left"/>
+        <w:rPr>
+          <w:rFonts w:hint="default" w:ascii="Courier New Regular" w:hAnsi="Courier New Regular" w:cs="Courier New Regular"/>
+          <w:sz w:val="20"/>
+          <w:szCs w:val="20"/>
+        </w:rPr>
+      </w:pPr>
+      <w:r>
+        <w:rPr>
+          <w:rFonts w:hint="default" w:ascii="Courier New Regular" w:hAnsi="Courier New Regular" w:eastAsia="menlo" w:cs="Courier New Regular"/>
+          <w:color w:val="000000"/>
+          <w:kern w:val="0"/>
+          <w:sz w:val="20"/>
+          <w:szCs w:val="20"/>
+          <w:lang w:val="en-US" w:eastAsia="zh-CN" w:bidi="ar"/>
+        </w:rPr>
+        <w:t>          "description": null,</w:t>
+      </w:r>
+    </w:p>
+    <w:p>
+      <w:pPr>
+        <w:pStyle w:val="85"/>
+        <w:keepNext w:val="0"/>
+        <w:keepLines w:val="0"/>
+        <w:widowControl/>
+        <w:suppressLineNumbers w:val="0"/>
+        <w:spacing w:before="0" w:beforeAutospacing="0" w:after="0" w:afterAutospacing="0" w:line="240" w:lineRule="auto"/>
+        <w:ind w:left="0" w:right="0" w:firstLine="0" w:firstLineChars="0"/>
+        <w:jc w:val="left"/>
+        <w:rPr>
+          <w:rFonts w:hint="default" w:ascii="Courier New Regular" w:hAnsi="Courier New Regular" w:cs="Courier New Regular"/>
+          <w:sz w:val="20"/>
+          <w:szCs w:val="20"/>
+        </w:rPr>
+      </w:pPr>
+      <w:r>
+        <w:rPr>
+          <w:rFonts w:hint="default" w:ascii="Courier New Regular" w:hAnsi="Courier New Regular" w:eastAsia="menlo" w:cs="Courier New Regular"/>
+          <w:color w:val="000000"/>
+          <w:kern w:val="0"/>
+          <w:sz w:val="20"/>
+          <w:szCs w:val="20"/>
+          <w:lang w:val="en-US" w:eastAsia="zh-CN" w:bidi="ar"/>
+        </w:rPr>
+        <w:t>          "preRequestScript": "",</w:t>
+      </w:r>
+    </w:p>
+    <w:p>
+      <w:pPr>
+        <w:pStyle w:val="85"/>
+        <w:keepNext w:val="0"/>
+        <w:keepLines w:val="0"/>
+        <w:widowControl/>
+        <w:suppressLineNumbers w:val="0"/>
+        <w:spacing w:before="0" w:beforeAutospacing="0" w:after="0" w:afterAutospacing="0" w:line="240" w:lineRule="auto"/>
+        <w:ind w:left="0" w:right="0" w:firstLine="0" w:firstLineChars="0"/>
+        <w:jc w:val="left"/>
+        <w:rPr>
+          <w:rFonts w:hint="default" w:ascii="Courier New Regular" w:hAnsi="Courier New Regular" w:cs="Courier New Regular"/>
+          <w:sz w:val="20"/>
+          <w:szCs w:val="20"/>
+        </w:rPr>
+      </w:pPr>
+      <w:r>
+        <w:rPr>
+          <w:rFonts w:hint="default" w:ascii="Courier New Regular" w:hAnsi="Courier New Regular" w:eastAsia="menlo" w:cs="Courier New Regular"/>
+          <w:color w:val="000000"/>
+          <w:kern w:val="0"/>
+          <w:sz w:val="20"/>
+          <w:szCs w:val="20"/>
+          <w:lang w:val="en-US" w:eastAsia="zh-CN" w:bidi="ar"/>
+        </w:rPr>
+        <w:t>          "testScript": ""</w:t>
+      </w:r>
+    </w:p>
+    <w:p>
+      <w:pPr>
+        <w:pStyle w:val="85"/>
+        <w:keepNext w:val="0"/>
+        <w:keepLines w:val="0"/>
+        <w:widowControl/>
+        <w:suppressLineNumbers w:val="0"/>
+        <w:spacing w:before="0" w:beforeAutospacing="0" w:after="0" w:afterAutospacing="0" w:line="240" w:lineRule="auto"/>
+        <w:ind w:left="0" w:right="0" w:firstLine="0" w:firstLineChars="0"/>
+        <w:jc w:val="left"/>
+        <w:rPr>
+          <w:rFonts w:hint="default" w:ascii="Courier New Regular" w:hAnsi="Courier New Regular" w:cs="Courier New Regular"/>
+          <w:sz w:val="20"/>
+          <w:szCs w:val="20"/>
+        </w:rPr>
+      </w:pPr>
+      <w:r>
+        <w:rPr>
+          <w:rFonts w:hint="default" w:ascii="Courier New Regular" w:hAnsi="Courier New Regular" w:eastAsia="menlo" w:cs="Courier New Regular"/>
+          <w:color w:val="000000"/>
+          <w:kern w:val="0"/>
+          <w:sz w:val="20"/>
+          <w:szCs w:val="20"/>
+          <w:lang w:val="en-US" w:eastAsia="zh-CN" w:bidi="ar"/>
+        </w:rPr>
+        <w:t>        },</w:t>
+      </w:r>
+    </w:p>
+    <w:p>
+      <w:pPr>
+        <w:ind w:left="0" w:leftChars="0" w:firstLine="0" w:firstLineChars="0"/>
+        <w:jc w:val="both"/>
+        <w:rPr>
+          <w:rFonts w:hint="default"/>
+          <w:lang w:val="en-US"/>
+        </w:rPr>
+      </w:pPr>
     </w:p>
     <w:p>
       <w:pPr>
@@ -32264,7 +35194,7 @@
         <w:adjustRightInd/>
         <w:snapToGrid/>
         <w:spacing w:after="480"/>
-        <w:jc w:val="center"/>
+        <w:jc w:val="both"/>
         <w:textAlignment w:val="auto"/>
         <w:rPr>
           <w:rFonts w:hint="default" w:ascii="Times New Roman Regular" w:hAnsi="Times New Roman Regular" w:eastAsia="SimSun" w:cs="Times New Roman Regular"/>
